--- a/Course/3 Component 3 - Programming Project/4 Programming Workbook 2 - Algorithms and Data Structures.docx
+++ b/Course/3 Component 3 - Programming Project/4 Programming Workbook 2 - Algorithms and Data Structures.docx
@@ -7,12 +7,17 @@
         <w:pStyle w:val="Heading1"/>
       </w:pPr>
       <w:r>
+        <w:rPr>
+          <w:b w:val="0"/>
+          <w:i w:val="0"/>
+        </w:rPr>
         <w:t>Programming Workbook 2 — Algorithms &amp; Data Structures</w:t>
       </w:r>
     </w:p>
     <w:p>
       <w:r>
         <w:rPr>
+          <w:b w:val="0"/>
           <w:i/>
         </w:rPr>
         <w:t>OCR A Level Computer Science (H446), Component 02 — targeting Section 2.3 (Algorithms) and Section 1.4.2 (Data structures).</w:t>
@@ -20,51 +25,80 @@
     </w:p>
     <w:p>
       <w:r>
+        <w:rPr>
+          <w:b w:val="0"/>
+          <w:i w:val="0"/>
+        </w:rPr>
         <w:t xml:space="preserve">This workbook gives you </w:t>
       </w:r>
       <w:r>
         <w:rPr>
           <w:b/>
+          <w:i w:val="0"/>
         </w:rPr>
         <w:t>practical coding challenges</w:t>
       </w:r>
       <w:r>
+        <w:rPr>
+          <w:b w:val="0"/>
+          <w:i w:val="0"/>
+        </w:rPr>
         <w:t xml:space="preserve"> with full, runnable solutions. Solutions are in </w:t>
       </w:r>
       <w:r>
         <w:rPr>
           <w:b/>
+          <w:i w:val="0"/>
         </w:rPr>
         <w:t>Python 3</w:t>
       </w:r>
       <w:r>
+        <w:rPr>
+          <w:b w:val="0"/>
+          <w:i w:val="0"/>
+        </w:rPr>
         <w:t xml:space="preserve">, but you may answer in your own chosen language (Java, C#, VB.NET, etc.) — the </w:t>
       </w:r>
       <w:r>
         <w:rPr>
+          <w:b w:val="0"/>
           <w:i/>
         </w:rPr>
         <w:t>logic</w:t>
       </w:r>
       <w:r>
+        <w:rPr>
+          <w:b w:val="0"/>
+          <w:i w:val="0"/>
+        </w:rPr>
         <w:t xml:space="preserve"> and the </w:t>
       </w:r>
       <w:r>
         <w:rPr>
           <w:b/>
+          <w:i w:val="0"/>
         </w:rPr>
         <w:t>Big O complexity</w:t>
       </w:r>
       <w:r>
+        <w:rPr>
+          <w:b w:val="0"/>
+          <w:i w:val="0"/>
+        </w:rPr>
         <w:t xml:space="preserve"> are what matter for the exam. Where it clarifies the algorithm, </w:t>
       </w:r>
       <w:r>
         <w:rPr>
           <w:b/>
+          <w:i w:val="0"/>
         </w:rPr>
         <w:t>OCR exam-reference pseudocode</w:t>
       </w:r>
       <w:r>
+        <w:rPr>
+          <w:b w:val="0"/>
+          <w:i w:val="0"/>
+        </w:rPr>
         <w:t xml:space="preserve"> is shown alongside.</w:t>
       </w:r>
     </w:p>
@@ -72,6 +106,7 @@
       <w:r>
         <w:rPr>
           <w:b/>
+          <w:i w:val="0"/>
         </w:rPr>
         <w:t>How to use it</w:t>
       </w:r>
@@ -81,6 +116,10 @@
         <w:pStyle w:val="ListNumber"/>
       </w:pPr>
       <w:r>
+        <w:rPr>
+          <w:b w:val="0"/>
+          <w:i w:val="0"/>
+        </w:rPr>
         <w:t>Read the task and the example input/output.</w:t>
       </w:r>
     </w:p>
@@ -89,15 +128,24 @@
         <w:pStyle w:val="ListNumber"/>
       </w:pPr>
       <w:r>
+        <w:rPr>
+          <w:b w:val="0"/>
+          <w:i w:val="0"/>
+        </w:rPr>
         <w:t xml:space="preserve">Attempt it on paper or in an IDE </w:t>
       </w:r>
       <w:r>
         <w:rPr>
           <w:b/>
+          <w:i w:val="0"/>
         </w:rPr>
         <w:t>before</w:t>
       </w:r>
       <w:r>
+        <w:rPr>
+          <w:b w:val="0"/>
+          <w:i w:val="0"/>
+        </w:rPr>
         <w:t xml:space="preserve"> opening the solution.</w:t>
       </w:r>
     </w:p>
@@ -106,25 +154,40 @@
         <w:pStyle w:val="ListNumber"/>
       </w:pPr>
       <w:r>
+        <w:rPr>
+          <w:b w:val="0"/>
+          <w:i w:val="0"/>
+        </w:rPr>
         <w:t xml:space="preserve">Open </w:t>
       </w:r>
       <w:r>
         <w:rPr>
           <w:rFonts w:ascii="Consolas" w:hAnsi="Consolas"/>
+          <w:b w:val="0"/>
+          <w:i w:val="0"/>
           <w:sz w:val="19"/>
         </w:rPr>
         <w:t>Solution</w:t>
       </w:r>
       <w:r>
+        <w:rPr>
+          <w:b w:val="0"/>
+          <w:i w:val="0"/>
+        </w:rPr>
         <w:t xml:space="preserve">, compare, and read the explanation — especially the </w:t>
       </w:r>
       <w:r>
         <w:rPr>
           <w:b/>
+          <w:i w:val="0"/>
         </w:rPr>
         <w:t>Big O</w:t>
       </w:r>
       <w:r>
+        <w:rPr>
+          <w:b w:val="0"/>
+          <w:i w:val="0"/>
+        </w:rPr>
         <w:t xml:space="preserve"> line.</w:t>
       </w:r>
     </w:p>
@@ -133,6 +196,10 @@
         <w:pStyle w:val="ListNumber"/>
       </w:pPr>
       <w:r>
+        <w:rPr>
+          <w:b w:val="0"/>
+          <w:i w:val="0"/>
+        </w:rPr>
         <w:t>Re-type the solution from memory; that is how the algorithms stick.</w:t>
       </w:r>
     </w:p>
@@ -140,10 +207,15 @@
       <w:r>
         <w:rPr>
           <w:b/>
+          <w:i w:val="0"/>
         </w:rPr>
         <w:t>Difficulty key:</w:t>
       </w:r>
       <w:r>
+        <w:rPr>
+          <w:b w:val="0"/>
+          <w:i w:val="0"/>
+        </w:rPr>
         <w:t xml:space="preserve"> ★ = warm-up · ★★ = core exam standard · ★★★ = stretch / A* territory.</w:t>
       </w:r>
     </w:p>
@@ -151,47 +223,73 @@
       <w:r>
         <w:rPr>
           <w:b/>
+          <w:i w:val="0"/>
         </w:rPr>
         <w:t>Quick Big O reminder</w:t>
       </w:r>
       <w:r>
+        <w:rPr>
+          <w:b w:val="0"/>
+          <w:i w:val="0"/>
+        </w:rPr>
         <w:t xml:space="preserve"> — drop constants and lower-order terms; Big O describes the </w:t>
       </w:r>
       <w:r>
         <w:rPr>
           <w:b/>
+          <w:i w:val="0"/>
         </w:rPr>
         <w:t>worst-case</w:t>
       </w:r>
       <w:r>
+        <w:rPr>
+          <w:b w:val="0"/>
+          <w:i w:val="0"/>
+        </w:rPr>
         <w:t xml:space="preserve"> growth of operations (time) or memory (space) as input size </w:t>
       </w:r>
       <w:r>
         <w:rPr>
+          <w:b w:val="0"/>
           <w:i/>
         </w:rPr>
         <w:t>n</w:t>
       </w:r>
       <w:r>
+        <w:rPr>
+          <w:b w:val="0"/>
+          <w:i w:val="0"/>
+        </w:rPr>
         <w:t xml:space="preserve"> grows. </w:t>
       </w:r>
       <w:r>
         <w:rPr>
           <w:rFonts w:ascii="Consolas" w:hAnsi="Consolas"/>
+          <w:b w:val="0"/>
+          <w:i w:val="0"/>
           <w:sz w:val="19"/>
         </w:rPr>
         <w:t>3n² + 5n + 17</w:t>
       </w:r>
       <w:r>
+        <w:rPr>
+          <w:b w:val="0"/>
+          <w:i w:val="0"/>
+        </w:rPr>
         <w:t xml:space="preserve"> → </w:t>
       </w:r>
       <w:r>
         <w:rPr>
           <w:b/>
+          <w:i w:val="0"/>
         </w:rPr>
         <w:t>O(n²)</w:t>
       </w:r>
       <w:r>
+        <w:rPr>
+          <w:b w:val="0"/>
+          <w:i w:val="0"/>
+        </w:rPr>
         <w:t>.</w:t>
       </w:r>
     </w:p>
@@ -207,6 +305,10 @@
         <w:pStyle w:val="Heading2"/>
       </w:pPr>
       <w:r>
+        <w:rPr>
+          <w:b w:val="0"/>
+          <w:i w:val="0"/>
+        </w:rPr>
         <w:t>Section A — Searching algorithms</w:t>
       </w:r>
     </w:p>
@@ -215,6 +317,10 @@
         <w:pStyle w:val="Heading3"/>
       </w:pPr>
       <w:r>
+        <w:rPr>
+          <w:b w:val="0"/>
+          <w:i w:val="0"/>
+        </w:rPr>
         <w:t>Challenge 1 — Linear search ★</w:t>
       </w:r>
     </w:p>
@@ -222,68 +328,107 @@
       <w:r>
         <w:rPr>
           <w:b/>
+          <w:i w:val="0"/>
         </w:rPr>
         <w:t>Task.</w:t>
       </w:r>
       <w:r>
+        <w:rPr>
+          <w:b w:val="0"/>
+          <w:i w:val="0"/>
+        </w:rPr>
         <w:t xml:space="preserve"> Write a function </w:t>
       </w:r>
       <w:r>
         <w:rPr>
           <w:rFonts w:ascii="Consolas" w:hAnsi="Consolas"/>
+          <w:b w:val="0"/>
+          <w:i w:val="0"/>
           <w:sz w:val="19"/>
         </w:rPr>
         <w:t>linear_search(data, target)</w:t>
       </w:r>
       <w:r>
+        <w:rPr>
+          <w:b w:val="0"/>
+          <w:i w:val="0"/>
+        </w:rPr>
         <w:t xml:space="preserve"> that returns the </w:t>
       </w:r>
       <w:r>
         <w:rPr>
           <w:b/>
+          <w:i w:val="0"/>
         </w:rPr>
         <w:t>index</w:t>
       </w:r>
       <w:r>
+        <w:rPr>
+          <w:b w:val="0"/>
+          <w:i w:val="0"/>
+        </w:rPr>
         <w:t xml:space="preserve"> of </w:t>
       </w:r>
       <w:r>
         <w:rPr>
           <w:rFonts w:ascii="Consolas" w:hAnsi="Consolas"/>
+          <w:b w:val="0"/>
+          <w:i w:val="0"/>
           <w:sz w:val="19"/>
         </w:rPr>
         <w:t>target</w:t>
       </w:r>
       <w:r>
+        <w:rPr>
+          <w:b w:val="0"/>
+          <w:i w:val="0"/>
+        </w:rPr>
         <w:t xml:space="preserve"> in the list </w:t>
       </w:r>
       <w:r>
         <w:rPr>
           <w:rFonts w:ascii="Consolas" w:hAnsi="Consolas"/>
+          <w:b w:val="0"/>
+          <w:i w:val="0"/>
           <w:sz w:val="19"/>
         </w:rPr>
         <w:t>data</w:t>
       </w:r>
       <w:r>
+        <w:rPr>
+          <w:b w:val="0"/>
+          <w:i w:val="0"/>
+        </w:rPr>
         <w:t xml:space="preserve">, or </w:t>
       </w:r>
       <w:r>
         <w:rPr>
           <w:rFonts w:ascii="Consolas" w:hAnsi="Consolas"/>
+          <w:b w:val="0"/>
+          <w:i w:val="0"/>
           <w:sz w:val="19"/>
         </w:rPr>
         <w:t>-1</w:t>
       </w:r>
       <w:r>
+        <w:rPr>
+          <w:b w:val="0"/>
+          <w:i w:val="0"/>
+        </w:rPr>
         <w:t xml:space="preserve"> if it is not present. The list need </w:t>
       </w:r>
       <w:r>
         <w:rPr>
           <w:b/>
+          <w:i w:val="0"/>
         </w:rPr>
         <w:t>not</w:t>
       </w:r>
       <w:r>
+        <w:rPr>
+          <w:b w:val="0"/>
+          <w:i w:val="0"/>
+        </w:rPr>
         <w:t xml:space="preserve"> be sorted.</w:t>
       </w:r>
     </w:p>
@@ -291,6 +436,7 @@
       <w:r>
         <w:rPr>
           <w:b/>
+          <w:i w:val="0"/>
         </w:rPr>
         <w:t>Example I/O</w:t>
       </w:r>
@@ -313,6 +459,7 @@
       <w:r>
         <w:rPr>
           <w:b/>
+          <w:i w:val="0"/>
         </w:rPr>
         <w:t>Solution</w:t>
       </w:r>
@@ -346,6 +493,10 @@
     </w:p>
     <w:p>
       <w:r>
+        <w:rPr>
+          <w:b w:val="0"/>
+          <w:i w:val="0"/>
+        </w:rPr>
         <w:t>OCR pseudocode equivalent:</w:t>
       </w:r>
     </w:p>
@@ -379,19 +530,29 @@
       <w:r>
         <w:rPr>
           <w:b/>
+          <w:i w:val="0"/>
         </w:rPr>
         <w:t>Explanation.</w:t>
       </w:r>
       <w:r>
+        <w:rPr>
+          <w:b w:val="0"/>
+          <w:i w:val="0"/>
+        </w:rPr>
         <w:t xml:space="preserve"> We inspect each element once until we find the target (or run out of elements). It works on </w:t>
       </w:r>
       <w:r>
         <w:rPr>
           <w:b/>
+          <w:i w:val="0"/>
         </w:rPr>
         <w:t>unsorted</w:t>
       </w:r>
       <w:r>
+        <w:rPr>
+          <w:b w:val="0"/>
+          <w:i w:val="0"/>
+        </w:rPr>
         <w:t xml:space="preserve"> data, which is its main advantage over binary search.</w:t>
       </w:r>
     </w:p>
@@ -399,46 +560,71 @@
       <w:r>
         <w:rPr>
           <w:b/>
+          <w:i w:val="0"/>
         </w:rPr>
         <w:t>Big O:</w:t>
       </w:r>
       <w:r>
+        <w:rPr>
+          <w:b w:val="0"/>
+          <w:i w:val="0"/>
+        </w:rPr>
         <w:t xml:space="preserve"> worst/average case </w:t>
       </w:r>
       <w:r>
         <w:rPr>
           <w:b/>
+          <w:i w:val="0"/>
         </w:rPr>
         <w:t>O(n)</w:t>
       </w:r>
       <w:r>
+        <w:rPr>
+          <w:b w:val="0"/>
+          <w:i w:val="0"/>
+        </w:rPr>
         <w:t xml:space="preserve"> time (the target may be last or absent, so all </w:t>
       </w:r>
       <w:r>
         <w:rPr>
+          <w:b w:val="0"/>
           <w:i/>
         </w:rPr>
         <w:t>n</w:t>
       </w:r>
       <w:r>
+        <w:rPr>
+          <w:b w:val="0"/>
+          <w:i w:val="0"/>
+        </w:rPr>
         <w:t xml:space="preserve"> items are checked); best case </w:t>
       </w:r>
       <w:r>
         <w:rPr>
           <w:b/>
+          <w:i w:val="0"/>
         </w:rPr>
         <w:t>O(1)</w:t>
       </w:r>
       <w:r>
+        <w:rPr>
+          <w:b w:val="0"/>
+          <w:i w:val="0"/>
+        </w:rPr>
         <w:t xml:space="preserve"> (first item). Space </w:t>
       </w:r>
       <w:r>
         <w:rPr>
           <w:b/>
+          <w:i w:val="0"/>
         </w:rPr>
         <w:t>O(1)</w:t>
       </w:r>
       <w:r>
+        <w:rPr>
+          <w:b w:val="0"/>
+          <w:i w:val="0"/>
+        </w:rPr>
         <w:t xml:space="preserve"> — no extra structure used. ✅</w:t>
       </w:r>
     </w:p>
@@ -454,15 +640,24 @@
         <w:pStyle w:val="Heading3"/>
       </w:pPr>
       <w:r>
+        <w:rPr>
+          <w:b w:val="0"/>
+          <w:i w:val="0"/>
+        </w:rPr>
         <w:t xml:space="preserve">Challenge 2 — Binary search, iterative </w:t>
       </w:r>
       <w:r>
         <w:rPr>
           <w:b/>
+          <w:i w:val="0"/>
         </w:rPr>
         <w:t>and</w:t>
       </w:r>
       <w:r>
+        <w:rPr>
+          <w:b w:val="0"/>
+          <w:i w:val="0"/>
+        </w:rPr>
         <w:t xml:space="preserve"> recursive ★★</w:t>
       </w:r>
     </w:p>
@@ -470,48 +665,75 @@
       <w:r>
         <w:rPr>
           <w:b/>
+          <w:i w:val="0"/>
         </w:rPr>
         <w:t>Task.</w:t>
       </w:r>
       <w:r>
+        <w:rPr>
+          <w:b w:val="0"/>
+          <w:i w:val="0"/>
+        </w:rPr>
         <w:t xml:space="preserve"> The list is </w:t>
       </w:r>
       <w:r>
         <w:rPr>
           <w:b/>
+          <w:i w:val="0"/>
         </w:rPr>
         <w:t>already sorted ascending</w:t>
       </w:r>
       <w:r>
+        <w:rPr>
+          <w:b w:val="0"/>
+          <w:i w:val="0"/>
+        </w:rPr>
         <w:t xml:space="preserve">. Write </w:t>
       </w:r>
       <w:r>
         <w:rPr>
           <w:b/>
+          <w:i w:val="0"/>
         </w:rPr>
         <w:t>two</w:t>
       </w:r>
       <w:r>
+        <w:rPr>
+          <w:b w:val="0"/>
+          <w:i w:val="0"/>
+        </w:rPr>
         <w:t xml:space="preserve"> versions of binary search that return the index of </w:t>
       </w:r>
       <w:r>
         <w:rPr>
           <w:rFonts w:ascii="Consolas" w:hAnsi="Consolas"/>
+          <w:b w:val="0"/>
+          <w:i w:val="0"/>
           <w:sz w:val="19"/>
         </w:rPr>
         <w:t>target</w:t>
       </w:r>
       <w:r>
+        <w:rPr>
+          <w:b w:val="0"/>
+          <w:i w:val="0"/>
+        </w:rPr>
         <w:t xml:space="preserve"> or </w:t>
       </w:r>
       <w:r>
         <w:rPr>
           <w:rFonts w:ascii="Consolas" w:hAnsi="Consolas"/>
+          <w:b w:val="0"/>
+          <w:i w:val="0"/>
           <w:sz w:val="19"/>
         </w:rPr>
         <w:t>-1</w:t>
       </w:r>
       <w:r>
+        <w:rPr>
+          <w:b w:val="0"/>
+          <w:i w:val="0"/>
+        </w:rPr>
         <w:t>:</w:t>
       </w:r>
     </w:p>
@@ -522,11 +744,17 @@
       <w:r>
         <w:rPr>
           <w:rFonts w:ascii="Consolas" w:hAnsi="Consolas"/>
+          <w:b w:val="0"/>
+          <w:i w:val="0"/>
           <w:sz w:val="19"/>
         </w:rPr>
         <w:t>binary_search_iter(data, target)</w:t>
       </w:r>
       <w:r>
+        <w:rPr>
+          <w:b w:val="0"/>
+          <w:i w:val="0"/>
+        </w:rPr>
         <w:t xml:space="preserve"> using a loop.</w:t>
       </w:r>
     </w:p>
@@ -537,11 +765,17 @@
       <w:r>
         <w:rPr>
           <w:rFonts w:ascii="Consolas" w:hAnsi="Consolas"/>
+          <w:b w:val="0"/>
+          <w:i w:val="0"/>
           <w:sz w:val="19"/>
         </w:rPr>
         <w:t>binary_search_rec(data, target)</w:t>
       </w:r>
       <w:r>
+        <w:rPr>
+          <w:b w:val="0"/>
+          <w:i w:val="0"/>
+        </w:rPr>
         <w:t xml:space="preserve"> using recursion.</w:t>
       </w:r>
     </w:p>
@@ -549,6 +783,7 @@
       <w:r>
         <w:rPr>
           <w:b/>
+          <w:i w:val="0"/>
         </w:rPr>
         <w:t>Example I/O</w:t>
       </w:r>
@@ -573,6 +808,7 @@
       <w:r>
         <w:rPr>
           <w:b/>
+          <w:i w:val="0"/>
         </w:rPr>
         <w:t>Solution</w:t>
       </w:r>
@@ -647,6 +883,10 @@
     </w:p>
     <w:p>
       <w:r>
+        <w:rPr>
+          <w:b w:val="0"/>
+          <w:i w:val="0"/>
+        </w:rPr>
         <w:t>OCR pseudocode (iterative):</w:t>
       </w:r>
     </w:p>
@@ -694,28 +934,43 @@
       <w:r>
         <w:rPr>
           <w:b/>
+          <w:i w:val="0"/>
         </w:rPr>
         <w:t>Explanation.</w:t>
       </w:r>
       <w:r>
+        <w:rPr>
+          <w:b w:val="0"/>
+          <w:i w:val="0"/>
+        </w:rPr>
         <w:t xml:space="preserve"> Each comparison halves the remaining search space by examining the middle element and discarding the half that cannot contain the target. </w:t>
       </w:r>
       <w:r>
         <w:rPr>
           <w:b/>
+          <w:i w:val="0"/>
         </w:rPr>
         <w:t>The list must be sorted</w:t>
       </w:r>
       <w:r>
+        <w:rPr>
+          <w:b w:val="0"/>
+          <w:i w:val="0"/>
+        </w:rPr>
         <w:t xml:space="preserve"> for this to work. Doubling the list size adds just </w:t>
       </w:r>
       <w:r>
         <w:rPr>
           <w:b/>
+          <w:i w:val="0"/>
         </w:rPr>
         <w:t>one</w:t>
       </w:r>
       <w:r>
+        <w:rPr>
+          <w:b w:val="0"/>
+          <w:i w:val="0"/>
+        </w:rPr>
         <w:t xml:space="preserve"> extra step — that is logarithmic growth.</w:t>
       </w:r>
     </w:p>
@@ -723,46 +978,71 @@
       <w:r>
         <w:rPr>
           <w:b/>
+          <w:i w:val="0"/>
         </w:rPr>
         <w:t>Big O:</w:t>
       </w:r>
       <w:r>
+        <w:rPr>
+          <w:b w:val="0"/>
+          <w:i w:val="0"/>
+        </w:rPr>
         <w:t xml:space="preserve"> </w:t>
       </w:r>
       <w:r>
         <w:rPr>
           <w:b/>
+          <w:i w:val="0"/>
         </w:rPr>
         <w:t>O(log n)</w:t>
       </w:r>
       <w:r>
+        <w:rPr>
+          <w:b w:val="0"/>
+          <w:i w:val="0"/>
+        </w:rPr>
         <w:t xml:space="preserve"> time for both versions (worst and average); best case </w:t>
       </w:r>
       <w:r>
         <w:rPr>
           <w:b/>
+          <w:i w:val="0"/>
         </w:rPr>
         <w:t>O(1)</w:t>
       </w:r>
       <w:r>
+        <w:rPr>
+          <w:b w:val="0"/>
+          <w:i w:val="0"/>
+        </w:rPr>
         <w:t xml:space="preserve"> (target is the first midpoint). Space: the iterative version is </w:t>
       </w:r>
       <w:r>
         <w:rPr>
           <w:b/>
+          <w:i w:val="0"/>
         </w:rPr>
         <w:t>O(1)</w:t>
       </w:r>
       <w:r>
+        <w:rPr>
+          <w:b w:val="0"/>
+          <w:i w:val="0"/>
+        </w:rPr>
         <w:t xml:space="preserve">; the recursive version is </w:t>
       </w:r>
       <w:r>
         <w:rPr>
           <w:b/>
+          <w:i w:val="0"/>
         </w:rPr>
         <w:t>O(log n)</w:t>
       </w:r>
       <w:r>
+        <w:rPr>
+          <w:b w:val="0"/>
+          <w:i w:val="0"/>
+        </w:rPr>
         <w:t xml:space="preserve"> because of the call stack (one frame per level of recursion). ✅</w:t>
       </w:r>
     </w:p>
@@ -778,6 +1058,10 @@
         <w:pStyle w:val="Heading2"/>
       </w:pPr>
       <w:r>
+        <w:rPr>
+          <w:b w:val="0"/>
+          <w:i w:val="0"/>
+        </w:rPr>
         <w:t>Section B — Sorting algorithms</w:t>
       </w:r>
     </w:p>
@@ -786,6 +1070,10 @@
         <w:pStyle w:val="Heading3"/>
       </w:pPr>
       <w:r>
+        <w:rPr>
+          <w:b w:val="0"/>
+          <w:i w:val="0"/>
+        </w:rPr>
         <w:t>Challenge 3 — Bubble sort ★★</w:t>
       </w:r>
     </w:p>
@@ -793,29 +1081,45 @@
       <w:r>
         <w:rPr>
           <w:b/>
+          <w:i w:val="0"/>
         </w:rPr>
         <w:t>Task.</w:t>
       </w:r>
       <w:r>
+        <w:rPr>
+          <w:b w:val="0"/>
+          <w:i w:val="0"/>
+        </w:rPr>
         <w:t xml:space="preserve"> Write </w:t>
       </w:r>
       <w:r>
         <w:rPr>
           <w:rFonts w:ascii="Consolas" w:hAnsi="Consolas"/>
+          <w:b w:val="0"/>
+          <w:i w:val="0"/>
           <w:sz w:val="19"/>
         </w:rPr>
         <w:t>bubble_sort(data)</w:t>
       </w:r>
       <w:r>
+        <w:rPr>
+          <w:b w:val="0"/>
+          <w:i w:val="0"/>
+        </w:rPr>
         <w:t xml:space="preserve"> that returns a </w:t>
       </w:r>
       <w:r>
         <w:rPr>
           <w:b/>
+          <w:i w:val="0"/>
         </w:rPr>
         <w:t>new sorted (ascending)</w:t>
       </w:r>
       <w:r>
+        <w:rPr>
+          <w:b w:val="0"/>
+          <w:i w:val="0"/>
+        </w:rPr>
         <w:t xml:space="preserve"> list. Include the optimisation that stops early if a pass makes no swaps.</w:t>
       </w:r>
     </w:p>
@@ -823,6 +1127,7 @@
       <w:r>
         <w:rPr>
           <w:b/>
+          <w:i w:val="0"/>
         </w:rPr>
         <w:t>Example I/O</w:t>
       </w:r>
@@ -843,6 +1148,7 @@
       <w:r>
         <w:rPr>
           <w:b/>
+          <w:i w:val="0"/>
         </w:rPr>
         <w:t>Solution</w:t>
       </w:r>
@@ -888,38 +1194,59 @@
       <w:r>
         <w:rPr>
           <w:b/>
+          <w:i w:val="0"/>
         </w:rPr>
         <w:t>Explanation.</w:t>
       </w:r>
       <w:r>
+        <w:rPr>
+          <w:b w:val="0"/>
+          <w:i w:val="0"/>
+        </w:rPr>
         <w:t xml:space="preserve"> On each pass, adjacent out-of-order pairs are swapped, so the largest remaining value "bubbles" to its correct end position. After pass </w:t>
       </w:r>
       <w:r>
         <w:rPr>
+          <w:b w:val="0"/>
           <w:i/>
         </w:rPr>
         <w:t>i</w:t>
       </w:r>
       <w:r>
+        <w:rPr>
+          <w:b w:val="0"/>
+          <w:i w:val="0"/>
+        </w:rPr>
         <w:t xml:space="preserve">, the last </w:t>
       </w:r>
       <w:r>
         <w:rPr>
+          <w:b w:val="0"/>
           <w:i/>
         </w:rPr>
         <w:t>i</w:t>
       </w:r>
       <w:r>
+        <w:rPr>
+          <w:b w:val="0"/>
+          <w:i w:val="0"/>
+        </w:rPr>
         <w:t xml:space="preserve"> items are final — that is why the inner loop shrinks. The </w:t>
       </w:r>
       <w:r>
         <w:rPr>
           <w:rFonts w:ascii="Consolas" w:hAnsi="Consolas"/>
+          <w:b w:val="0"/>
+          <w:i w:val="0"/>
           <w:sz w:val="19"/>
         </w:rPr>
         <w:t>swapped</w:t>
       </w:r>
       <w:r>
+        <w:rPr>
+          <w:b w:val="0"/>
+          <w:i w:val="0"/>
+        </w:rPr>
         <w:t xml:space="preserve"> flag lets a list that becomes sorted early finish in one clean pass.</w:t>
       </w:r>
     </w:p>
@@ -927,55 +1254,85 @@
       <w:r>
         <w:rPr>
           <w:b/>
+          <w:i w:val="0"/>
         </w:rPr>
         <w:t>Big O:</w:t>
       </w:r>
       <w:r>
+        <w:rPr>
+          <w:b w:val="0"/>
+          <w:i w:val="0"/>
+        </w:rPr>
         <w:t xml:space="preserve"> worst and average </w:t>
       </w:r>
       <w:r>
         <w:rPr>
           <w:b/>
+          <w:i w:val="0"/>
         </w:rPr>
         <w:t>O(n²)</w:t>
       </w:r>
       <w:r>
+        <w:rPr>
+          <w:b w:val="0"/>
+          <w:i w:val="0"/>
+        </w:rPr>
         <w:t xml:space="preserve"> time (two nested loops over </w:t>
       </w:r>
       <w:r>
         <w:rPr>
+          <w:b w:val="0"/>
           <w:i/>
         </w:rPr>
         <w:t>n</w:t>
       </w:r>
       <w:r>
+        <w:rPr>
+          <w:b w:val="0"/>
+          <w:i w:val="0"/>
+        </w:rPr>
         <w:t xml:space="preserve">); best case </w:t>
       </w:r>
       <w:r>
         <w:rPr>
           <w:b/>
+          <w:i w:val="0"/>
         </w:rPr>
         <w:t>O(n)</w:t>
       </w:r>
       <w:r>
+        <w:rPr>
+          <w:b w:val="0"/>
+          <w:i w:val="0"/>
+        </w:rPr>
         <w:t xml:space="preserve"> thanks to the early-exit flag (one pass over an already-sorted list). Space </w:t>
       </w:r>
       <w:r>
         <w:rPr>
           <w:b/>
+          <w:i w:val="0"/>
         </w:rPr>
         <w:t>O(1)</w:t>
       </w:r>
       <w:r>
+        <w:rPr>
+          <w:b w:val="0"/>
+          <w:i w:val="0"/>
+        </w:rPr>
         <w:t xml:space="preserve"> — sorting is in place. Bubble sort is </w:t>
       </w:r>
       <w:r>
         <w:rPr>
           <w:b/>
+          <w:i w:val="0"/>
         </w:rPr>
         <w:t>stable</w:t>
       </w:r>
       <w:r>
+        <w:rPr>
+          <w:b w:val="0"/>
+          <w:i w:val="0"/>
+        </w:rPr>
         <w:t>. ✅</w:t>
       </w:r>
     </w:p>
@@ -991,6 +1348,10 @@
         <w:pStyle w:val="Heading3"/>
       </w:pPr>
       <w:r>
+        <w:rPr>
+          <w:b w:val="0"/>
+          <w:i w:val="0"/>
+        </w:rPr>
         <w:t>Challenge 4 — Insertion sort ★★</w:t>
       </w:r>
     </w:p>
@@ -998,20 +1359,31 @@
       <w:r>
         <w:rPr>
           <w:b/>
+          <w:i w:val="0"/>
         </w:rPr>
         <w:t>Task.</w:t>
       </w:r>
       <w:r>
+        <w:rPr>
+          <w:b w:val="0"/>
+          <w:i w:val="0"/>
+        </w:rPr>
         <w:t xml:space="preserve"> Write </w:t>
       </w:r>
       <w:r>
         <w:rPr>
           <w:rFonts w:ascii="Consolas" w:hAnsi="Consolas"/>
+          <w:b w:val="0"/>
+          <w:i w:val="0"/>
           <w:sz w:val="19"/>
         </w:rPr>
         <w:t>insertion_sort(data)</w:t>
       </w:r>
       <w:r>
+        <w:rPr>
+          <w:b w:val="0"/>
+          <w:i w:val="0"/>
+        </w:rPr>
         <w:t xml:space="preserve"> returning a new ascending-sorted list, building the sorted portion one element at a time.</w:t>
       </w:r>
     </w:p>
@@ -1019,6 +1391,7 @@
       <w:r>
         <w:rPr>
           <w:b/>
+          <w:i w:val="0"/>
         </w:rPr>
         <w:t>Example I/O</w:t>
       </w:r>
@@ -1039,6 +1412,7 @@
       <w:r>
         <w:rPr>
           <w:b/>
+          <w:i w:val="0"/>
         </w:rPr>
         <w:t>Solution</w:t>
       </w:r>
@@ -1082,29 +1456,45 @@
       <w:r>
         <w:rPr>
           <w:b/>
+          <w:i w:val="0"/>
         </w:rPr>
         <w:t>Explanation.</w:t>
       </w:r>
       <w:r>
+        <w:rPr>
+          <w:b w:val="0"/>
+          <w:i w:val="0"/>
+        </w:rPr>
         <w:t xml:space="preserve"> The list is split into a sorted left part and an unsorted right part. Each new </w:t>
       </w:r>
       <w:r>
         <w:rPr>
           <w:rFonts w:ascii="Consolas" w:hAnsi="Consolas"/>
+          <w:b w:val="0"/>
+          <w:i w:val="0"/>
           <w:sz w:val="19"/>
         </w:rPr>
         <w:t>key</w:t>
       </w:r>
       <w:r>
+        <w:rPr>
+          <w:b w:val="0"/>
+          <w:i w:val="0"/>
+        </w:rPr>
         <w:t xml:space="preserve"> is shifted leftwards into its correct slot within the sorted part (like sorting a hand of playing cards). It is efficient on </w:t>
       </w:r>
       <w:r>
         <w:rPr>
           <w:b/>
+          <w:i w:val="0"/>
         </w:rPr>
         <w:t>small or nearly-sorted</w:t>
       </w:r>
       <w:r>
+        <w:rPr>
+          <w:b w:val="0"/>
+          <w:i w:val="0"/>
+        </w:rPr>
         <w:t xml:space="preserve"> lists.</w:t>
       </w:r>
     </w:p>
@@ -1112,65 +1502,101 @@
       <w:r>
         <w:rPr>
           <w:b/>
+          <w:i w:val="0"/>
         </w:rPr>
         <w:t>Big O:</w:t>
       </w:r>
       <w:r>
+        <w:rPr>
+          <w:b w:val="0"/>
+          <w:i w:val="0"/>
+        </w:rPr>
         <w:t xml:space="preserve"> worst and average </w:t>
       </w:r>
       <w:r>
         <w:rPr>
           <w:b/>
+          <w:i w:val="0"/>
         </w:rPr>
         <w:t>O(n²)</w:t>
       </w:r>
       <w:r>
+        <w:rPr>
+          <w:b w:val="0"/>
+          <w:i w:val="0"/>
+        </w:rPr>
         <w:t xml:space="preserve"> time (each insertion may shift up to </w:t>
       </w:r>
       <w:r>
         <w:rPr>
+          <w:b w:val="0"/>
           <w:i/>
         </w:rPr>
         <w:t>i</w:t>
       </w:r>
       <w:r>
+        <w:rPr>
+          <w:b w:val="0"/>
+          <w:i w:val="0"/>
+        </w:rPr>
         <w:t xml:space="preserve"> elements); best case </w:t>
       </w:r>
       <w:r>
         <w:rPr>
           <w:b/>
+          <w:i w:val="0"/>
         </w:rPr>
         <w:t>O(n)</w:t>
       </w:r>
       <w:r>
+        <w:rPr>
+          <w:b w:val="0"/>
+          <w:i w:val="0"/>
+        </w:rPr>
         <w:t xml:space="preserve"> when the input is already sorted (the inner </w:t>
       </w:r>
       <w:r>
         <w:rPr>
           <w:rFonts w:ascii="Consolas" w:hAnsi="Consolas"/>
+          <w:b w:val="0"/>
+          <w:i w:val="0"/>
           <w:sz w:val="19"/>
         </w:rPr>
         <w:t>while</w:t>
       </w:r>
       <w:r>
+        <w:rPr>
+          <w:b w:val="0"/>
+          <w:i w:val="0"/>
+        </w:rPr>
         <w:t xml:space="preserve"> never runs). Space </w:t>
       </w:r>
       <w:r>
         <w:rPr>
           <w:b/>
+          <w:i w:val="0"/>
         </w:rPr>
         <w:t>O(1)</w:t>
       </w:r>
       <w:r>
+        <w:rPr>
+          <w:b w:val="0"/>
+          <w:i w:val="0"/>
+        </w:rPr>
         <w:t xml:space="preserve"> — in place. Insertion sort is </w:t>
       </w:r>
       <w:r>
         <w:rPr>
           <w:b/>
+          <w:i w:val="0"/>
         </w:rPr>
         <w:t>stable</w:t>
       </w:r>
       <w:r>
+        <w:rPr>
+          <w:b w:val="0"/>
+          <w:i w:val="0"/>
+        </w:rPr>
         <w:t>. ✅</w:t>
       </w:r>
     </w:p>
@@ -1186,6 +1612,10 @@
         <w:pStyle w:val="Heading3"/>
       </w:pPr>
       <w:r>
+        <w:rPr>
+          <w:b w:val="0"/>
+          <w:i w:val="0"/>
+        </w:rPr>
         <w:t>Challenge 5 — Merge sort ★★★</w:t>
       </w:r>
     </w:p>
@@ -1193,29 +1623,45 @@
       <w:r>
         <w:rPr>
           <w:b/>
+          <w:i w:val="0"/>
         </w:rPr>
         <w:t>Task.</w:t>
       </w:r>
       <w:r>
+        <w:rPr>
+          <w:b w:val="0"/>
+          <w:i w:val="0"/>
+        </w:rPr>
         <w:t xml:space="preserve"> Write </w:t>
       </w:r>
       <w:r>
         <w:rPr>
           <w:rFonts w:ascii="Consolas" w:hAnsi="Consolas"/>
+          <w:b w:val="0"/>
+          <w:i w:val="0"/>
           <w:sz w:val="19"/>
         </w:rPr>
         <w:t>merge_sort(data)</w:t>
       </w:r>
       <w:r>
+        <w:rPr>
+          <w:b w:val="0"/>
+          <w:i w:val="0"/>
+        </w:rPr>
         <w:t xml:space="preserve"> using the </w:t>
       </w:r>
       <w:r>
         <w:rPr>
           <w:b/>
+          <w:i w:val="0"/>
         </w:rPr>
         <w:t>divide-and-conquer</w:t>
       </w:r>
       <w:r>
+        <w:rPr>
+          <w:b w:val="0"/>
+          <w:i w:val="0"/>
+        </w:rPr>
         <w:t xml:space="preserve"> approach: split the list, sort each half recursively, then merge.</w:t>
       </w:r>
     </w:p>
@@ -1223,6 +1669,7 @@
       <w:r>
         <w:rPr>
           <w:b/>
+          <w:i w:val="0"/>
         </w:rPr>
         <w:t>Example I/O</w:t>
       </w:r>
@@ -1243,6 +1690,7 @@
       <w:r>
         <w:rPr>
           <w:b/>
+          <w:i w:val="0"/>
         </w:rPr>
         <w:t>Solution</w:t>
       </w:r>
@@ -1301,46 +1749,71 @@
       <w:r>
         <w:rPr>
           <w:b/>
+          <w:i w:val="0"/>
         </w:rPr>
         <w:t>Explanation.</w:t>
       </w:r>
       <w:r>
+        <w:rPr>
+          <w:b w:val="0"/>
+          <w:i w:val="0"/>
+        </w:rPr>
         <w:t xml:space="preserve"> </w:t>
       </w:r>
       <w:r>
         <w:rPr>
           <w:b/>
+          <w:i w:val="0"/>
         </w:rPr>
         <w:t>Divide:</w:t>
       </w:r>
       <w:r>
+        <w:rPr>
+          <w:b w:val="0"/>
+          <w:i w:val="0"/>
+        </w:rPr>
         <w:t xml:space="preserve"> repeatedly split the list in half until each piece has one element (trivially sorted). </w:t>
       </w:r>
       <w:r>
         <w:rPr>
           <w:b/>
+          <w:i w:val="0"/>
         </w:rPr>
         <w:t>Conquer/merge:</w:t>
       </w:r>
       <w:r>
+        <w:rPr>
+          <w:b w:val="0"/>
+          <w:i w:val="0"/>
+        </w:rPr>
         <w:t xml:space="preserve"> repeatedly merge two sorted lists by comparing their front elements. There are </w:t>
       </w:r>
       <w:r>
         <w:rPr>
           <w:b/>
+          <w:i w:val="0"/>
         </w:rPr>
         <w:t>log n</w:t>
       </w:r>
       <w:r>
+        <w:rPr>
+          <w:b w:val="0"/>
+          <w:i w:val="0"/>
+        </w:rPr>
         <w:t xml:space="preserve"> levels of splitting, and merging at each level touches all </w:t>
       </w:r>
       <w:r>
         <w:rPr>
           <w:b/>
+          <w:i w:val="0"/>
         </w:rPr>
         <w:t>n</w:t>
       </w:r>
       <w:r>
+        <w:rPr>
+          <w:b w:val="0"/>
+          <w:i w:val="0"/>
+        </w:rPr>
         <w:t xml:space="preserve"> elements.</w:t>
       </w:r>
     </w:p>
@@ -1348,46 +1821,71 @@
       <w:r>
         <w:rPr>
           <w:b/>
+          <w:i w:val="0"/>
         </w:rPr>
         <w:t>Big O:</w:t>
       </w:r>
       <w:r>
+        <w:rPr>
+          <w:b w:val="0"/>
+          <w:i w:val="0"/>
+        </w:rPr>
         <w:t xml:space="preserve"> </w:t>
       </w:r>
       <w:r>
         <w:rPr>
           <w:b/>
+          <w:i w:val="0"/>
         </w:rPr>
         <w:t>O(n log n)</w:t>
       </w:r>
       <w:r>
+        <w:rPr>
+          <w:b w:val="0"/>
+          <w:i w:val="0"/>
+        </w:rPr>
         <w:t xml:space="preserve"> time in </w:t>
       </w:r>
       <w:r>
         <w:rPr>
           <w:b/>
+          <w:i w:val="0"/>
         </w:rPr>
         <w:t>all</w:t>
       </w:r>
       <w:r>
+        <w:rPr>
+          <w:b w:val="0"/>
+          <w:i w:val="0"/>
+        </w:rPr>
         <w:t xml:space="preserve"> cases (best, average and worst) — the consistent performance is merge sort's headline strength. Space </w:t>
       </w:r>
       <w:r>
         <w:rPr>
           <w:b/>
+          <w:i w:val="0"/>
         </w:rPr>
         <w:t>O(n)</w:t>
       </w:r>
       <w:r>
+        <w:rPr>
+          <w:b w:val="0"/>
+          <w:i w:val="0"/>
+        </w:rPr>
         <w:t xml:space="preserve"> because the merge step needs extra lists (more memory-hungry than the in-place sorts). Merge sort is </w:t>
       </w:r>
       <w:r>
         <w:rPr>
           <w:b/>
+          <w:i w:val="0"/>
         </w:rPr>
         <w:t>stable</w:t>
       </w:r>
       <w:r>
+        <w:rPr>
+          <w:b w:val="0"/>
+          <w:i w:val="0"/>
+        </w:rPr>
         <w:t>. ✅</w:t>
       </w:r>
     </w:p>
@@ -1403,6 +1901,10 @@
         <w:pStyle w:val="Heading3"/>
       </w:pPr>
       <w:r>
+        <w:rPr>
+          <w:b w:val="0"/>
+          <w:i w:val="0"/>
+        </w:rPr>
         <w:t>Challenge 6 — Quick sort ★★★</w:t>
       </w:r>
     </w:p>
@@ -1410,29 +1912,45 @@
       <w:r>
         <w:rPr>
           <w:b/>
+          <w:i w:val="0"/>
         </w:rPr>
         <w:t>Task.</w:t>
       </w:r>
       <w:r>
+        <w:rPr>
+          <w:b w:val="0"/>
+          <w:i w:val="0"/>
+        </w:rPr>
         <w:t xml:space="preserve"> Write </w:t>
       </w:r>
       <w:r>
         <w:rPr>
           <w:rFonts w:ascii="Consolas" w:hAnsi="Consolas"/>
+          <w:b w:val="0"/>
+          <w:i w:val="0"/>
           <w:sz w:val="19"/>
         </w:rPr>
         <w:t>quick_sort(data)</w:t>
       </w:r>
       <w:r>
+        <w:rPr>
+          <w:b w:val="0"/>
+          <w:i w:val="0"/>
+        </w:rPr>
         <w:t xml:space="preserve"> using divide-and-conquer around a </w:t>
       </w:r>
       <w:r>
         <w:rPr>
           <w:b/>
+          <w:i w:val="0"/>
         </w:rPr>
         <w:t>pivot</w:t>
       </w:r>
       <w:r>
+        <w:rPr>
+          <w:b w:val="0"/>
+          <w:i w:val="0"/>
+        </w:rPr>
         <w:t>. (A clear, readable partition is fine for the exam — you do not need the classic in-place Lomuto/Hoare scheme.)</w:t>
       </w:r>
     </w:p>
@@ -1440,6 +1958,7 @@
       <w:r>
         <w:rPr>
           <w:b/>
+          <w:i w:val="0"/>
         </w:rPr>
         <w:t>Example I/O</w:t>
       </w:r>
@@ -1460,6 +1979,7 @@
       <w:r>
         <w:rPr>
           <w:b/>
+          <w:i w:val="0"/>
         </w:rPr>
         <w:t>Solution</w:t>
       </w:r>
@@ -1497,28 +2017,43 @@
       <w:r>
         <w:rPr>
           <w:b/>
+          <w:i w:val="0"/>
         </w:rPr>
         <w:t>Explanation.</w:t>
       </w:r>
       <w:r>
+        <w:rPr>
+          <w:b w:val="0"/>
+          <w:i w:val="0"/>
+        </w:rPr>
         <w:t xml:space="preserve"> Pick a </w:t>
       </w:r>
       <w:r>
         <w:rPr>
           <w:b/>
+          <w:i w:val="0"/>
         </w:rPr>
         <w:t>pivot</w:t>
       </w:r>
       <w:r>
+        <w:rPr>
+          <w:b w:val="0"/>
+          <w:i w:val="0"/>
+        </w:rPr>
         <w:t xml:space="preserve">, then </w:t>
       </w:r>
       <w:r>
         <w:rPr>
           <w:b/>
+          <w:i w:val="0"/>
         </w:rPr>
         <w:t>partition</w:t>
       </w:r>
       <w:r>
+        <w:rPr>
+          <w:b w:val="0"/>
+          <w:i w:val="0"/>
+        </w:rPr>
         <w:t xml:space="preserve"> the rest into items smaller than it and items larger than it. The pivot is now in its final sorted position. Recursively sort the two partitions and concatenate. Choosing a good pivot keeps the partitions balanced.</w:t>
       </w:r>
     </w:p>
@@ -1526,55 +2061,85 @@
       <w:r>
         <w:rPr>
           <w:b/>
+          <w:i w:val="0"/>
         </w:rPr>
         <w:t>Big O:</w:t>
       </w:r>
       <w:r>
+        <w:rPr>
+          <w:b w:val="0"/>
+          <w:i w:val="0"/>
+        </w:rPr>
         <w:t xml:space="preserve"> average </w:t>
       </w:r>
       <w:r>
         <w:rPr>
           <w:b/>
+          <w:i w:val="0"/>
         </w:rPr>
         <w:t>O(n log n)</w:t>
       </w:r>
       <w:r>
+        <w:rPr>
+          <w:b w:val="0"/>
+          <w:i w:val="0"/>
+        </w:rPr>
         <w:t xml:space="preserve"> time (balanced partitions, ~log n levels each costing O(n)); </w:t>
       </w:r>
       <w:r>
         <w:rPr>
           <w:b/>
+          <w:i w:val="0"/>
         </w:rPr>
         <w:t>worst case O(n²)</w:t>
       </w:r>
       <w:r>
+        <w:rPr>
+          <w:b w:val="0"/>
+          <w:i w:val="0"/>
+        </w:rPr>
         <w:t xml:space="preserve"> when the pivot is consistently the smallest or largest value (e.g. an already-sorted list with a poor pivot choice), giving very unbalanced partitions. The classic in-place version uses </w:t>
       </w:r>
       <w:r>
         <w:rPr>
           <w:b/>
+          <w:i w:val="0"/>
         </w:rPr>
         <w:t>O(log n)</w:t>
       </w:r>
       <w:r>
+        <w:rPr>
+          <w:b w:val="0"/>
+          <w:i w:val="0"/>
+        </w:rPr>
         <w:t xml:space="preserve"> space for the recursion stack; this readable version builds new lists, so it uses </w:t>
       </w:r>
       <w:r>
         <w:rPr>
           <w:b/>
+          <w:i w:val="0"/>
         </w:rPr>
         <w:t>O(n)</w:t>
       </w:r>
       <w:r>
+        <w:rPr>
+          <w:b w:val="0"/>
+          <w:i w:val="0"/>
+        </w:rPr>
         <w:t xml:space="preserve"> space. The simple version above is </w:t>
       </w:r>
       <w:r>
         <w:rPr>
           <w:b/>
+          <w:i w:val="0"/>
         </w:rPr>
         <w:t>not</w:t>
       </w:r>
       <w:r>
+        <w:rPr>
+          <w:b w:val="0"/>
+          <w:i w:val="0"/>
+        </w:rPr>
         <w:t xml:space="preserve"> stable. ✅</w:t>
       </w:r>
     </w:p>
@@ -1590,6 +2155,10 @@
         <w:pStyle w:val="Heading2"/>
       </w:pPr>
       <w:r>
+        <w:rPr>
+          <w:b w:val="0"/>
+          <w:i w:val="0"/>
+        </w:rPr>
         <w:t>Section C — Data structures (Section 1.4.2)</w:t>
       </w:r>
     </w:p>
@@ -1598,6 +2167,10 @@
         <w:pStyle w:val="Heading3"/>
       </w:pPr>
       <w:r>
+        <w:rPr>
+          <w:b w:val="0"/>
+          <w:i w:val="0"/>
+        </w:rPr>
         <w:t>Challenge 7 — Implement a Stack class ★★</w:t>
       </w:r>
     </w:p>
@@ -1605,59 +2178,93 @@
       <w:r>
         <w:rPr>
           <w:b/>
+          <w:i w:val="0"/>
         </w:rPr>
         <w:t>Task.</w:t>
       </w:r>
       <w:r>
+        <w:rPr>
+          <w:b w:val="0"/>
+          <w:i w:val="0"/>
+        </w:rPr>
         <w:t xml:space="preserve"> Implement a </w:t>
       </w:r>
       <w:r>
         <w:rPr>
           <w:b/>
+          <w:i w:val="0"/>
         </w:rPr>
         <w:t>Stack</w:t>
       </w:r>
       <w:r>
+        <w:rPr>
+          <w:b w:val="0"/>
+          <w:i w:val="0"/>
+        </w:rPr>
         <w:t xml:space="preserve"> (LIFO — Last In, First Out) class supporting </w:t>
       </w:r>
       <w:r>
         <w:rPr>
           <w:rFonts w:ascii="Consolas" w:hAnsi="Consolas"/>
+          <w:b w:val="0"/>
+          <w:i w:val="0"/>
           <w:sz w:val="19"/>
         </w:rPr>
         <w:t>push</w:t>
       </w:r>
       <w:r>
+        <w:rPr>
+          <w:b w:val="0"/>
+          <w:i w:val="0"/>
+        </w:rPr>
         <w:t xml:space="preserve">, </w:t>
       </w:r>
       <w:r>
         <w:rPr>
           <w:rFonts w:ascii="Consolas" w:hAnsi="Consolas"/>
+          <w:b w:val="0"/>
+          <w:i w:val="0"/>
           <w:sz w:val="19"/>
         </w:rPr>
         <w:t>pop</w:t>
       </w:r>
       <w:r>
+        <w:rPr>
+          <w:b w:val="0"/>
+          <w:i w:val="0"/>
+        </w:rPr>
         <w:t xml:space="preserve">, </w:t>
       </w:r>
       <w:r>
         <w:rPr>
           <w:rFonts w:ascii="Consolas" w:hAnsi="Consolas"/>
+          <w:b w:val="0"/>
+          <w:i w:val="0"/>
           <w:sz w:val="19"/>
         </w:rPr>
         <w:t>peek</w:t>
       </w:r>
       <w:r>
+        <w:rPr>
+          <w:b w:val="0"/>
+          <w:i w:val="0"/>
+        </w:rPr>
         <w:t xml:space="preserve"> and </w:t>
       </w:r>
       <w:r>
         <w:rPr>
           <w:rFonts w:ascii="Consolas" w:hAnsi="Consolas"/>
+          <w:b w:val="0"/>
+          <w:i w:val="0"/>
           <w:sz w:val="19"/>
         </w:rPr>
         <w:t>is_empty</w:t>
       </w:r>
       <w:r>
+        <w:rPr>
+          <w:b w:val="0"/>
+          <w:i w:val="0"/>
+        </w:rPr>
         <w:t>. Popping or peeking an empty stack should raise a clear error.</w:t>
       </w:r>
     </w:p>
@@ -1665,6 +2272,7 @@
       <w:r>
         <w:rPr>
           <w:b/>
+          <w:i w:val="0"/>
         </w:rPr>
         <w:t>Example I/O</w:t>
       </w:r>
@@ -1691,6 +2299,7 @@
       <w:r>
         <w:rPr>
           <w:b/>
+          <w:i w:val="0"/>
         </w:rPr>
         <w:t>Solution</w:t>
       </w:r>
@@ -1759,46 +2368,71 @@
       <w:r>
         <w:rPr>
           <w:b/>
+          <w:i w:val="0"/>
         </w:rPr>
         <w:t>Explanation.</w:t>
       </w:r>
       <w:r>
+        <w:rPr>
+          <w:b w:val="0"/>
+          <w:i w:val="0"/>
+        </w:rPr>
         <w:t xml:space="preserve"> A stack is </w:t>
       </w:r>
       <w:r>
         <w:rPr>
           <w:b/>
+          <w:i w:val="0"/>
         </w:rPr>
         <w:t>LIFO</w:t>
       </w:r>
       <w:r>
+        <w:rPr>
+          <w:b w:val="0"/>
+          <w:i w:val="0"/>
+        </w:rPr>
         <w:t xml:space="preserve">: the last item pushed is the first popped. Both ends of the operation happen at the </w:t>
       </w:r>
       <w:r>
         <w:rPr>
           <w:b/>
+          <w:i w:val="0"/>
         </w:rPr>
         <w:t>top</w:t>
       </w:r>
       <w:r>
+        <w:rPr>
+          <w:b w:val="0"/>
+          <w:i w:val="0"/>
+        </w:rPr>
         <w:t xml:space="preserve">. Real uses include the call/return stack for procedures, undo functionality, and reversing a sequence. Trying to pop an empty stack is </w:t>
       </w:r>
       <w:r>
         <w:rPr>
           <w:b/>
+          <w:i w:val="0"/>
         </w:rPr>
         <w:t>stack underflow</w:t>
       </w:r>
       <w:r>
+        <w:rPr>
+          <w:b w:val="0"/>
+          <w:i w:val="0"/>
+        </w:rPr>
         <w:t xml:space="preserve">; a fixed-size stack that is full would be </w:t>
       </w:r>
       <w:r>
         <w:rPr>
           <w:b/>
+          <w:i w:val="0"/>
         </w:rPr>
         <w:t>stack overflow</w:t>
       </w:r>
       <w:r>
+        <w:rPr>
+          <w:b w:val="0"/>
+          <w:i w:val="0"/>
+        </w:rPr>
         <w:t>.</w:t>
       </w:r>
     </w:p>
@@ -1806,77 +2440,121 @@
       <w:r>
         <w:rPr>
           <w:b/>
+          <w:i w:val="0"/>
         </w:rPr>
         <w:t>Big O:</w:t>
       </w:r>
       <w:r>
+        <w:rPr>
+          <w:b w:val="0"/>
+          <w:i w:val="0"/>
+        </w:rPr>
         <w:t xml:space="preserve"> </w:t>
       </w:r>
       <w:r>
         <w:rPr>
           <w:rFonts w:ascii="Consolas" w:hAnsi="Consolas"/>
+          <w:b w:val="0"/>
+          <w:i w:val="0"/>
           <w:sz w:val="19"/>
         </w:rPr>
         <w:t>push</w:t>
       </w:r>
       <w:r>
+        <w:rPr>
+          <w:b w:val="0"/>
+          <w:i w:val="0"/>
+        </w:rPr>
         <w:t xml:space="preserve">, </w:t>
       </w:r>
       <w:r>
         <w:rPr>
           <w:rFonts w:ascii="Consolas" w:hAnsi="Consolas"/>
+          <w:b w:val="0"/>
+          <w:i w:val="0"/>
           <w:sz w:val="19"/>
         </w:rPr>
         <w:t>pop</w:t>
       </w:r>
       <w:r>
+        <w:rPr>
+          <w:b w:val="0"/>
+          <w:i w:val="0"/>
+        </w:rPr>
         <w:t xml:space="preserve">, </w:t>
       </w:r>
       <w:r>
         <w:rPr>
           <w:rFonts w:ascii="Consolas" w:hAnsi="Consolas"/>
+          <w:b w:val="0"/>
+          <w:i w:val="0"/>
           <w:sz w:val="19"/>
         </w:rPr>
         <w:t>peek</w:t>
       </w:r>
       <w:r>
+        <w:rPr>
+          <w:b w:val="0"/>
+          <w:i w:val="0"/>
+        </w:rPr>
         <w:t xml:space="preserve"> and </w:t>
       </w:r>
       <w:r>
         <w:rPr>
           <w:rFonts w:ascii="Consolas" w:hAnsi="Consolas"/>
+          <w:b w:val="0"/>
+          <w:i w:val="0"/>
           <w:sz w:val="19"/>
         </w:rPr>
         <w:t>is_empty</w:t>
       </w:r>
       <w:r>
+        <w:rPr>
+          <w:b w:val="0"/>
+          <w:i w:val="0"/>
+        </w:rPr>
         <w:t xml:space="preserve"> are all </w:t>
       </w:r>
       <w:r>
         <w:rPr>
           <w:b/>
+          <w:i w:val="0"/>
         </w:rPr>
         <w:t>O(1)</w:t>
       </w:r>
       <w:r>
+        <w:rPr>
+          <w:b w:val="0"/>
+          <w:i w:val="0"/>
+        </w:rPr>
         <w:t xml:space="preserve"> — they only ever touch the top. Space </w:t>
       </w:r>
       <w:r>
         <w:rPr>
           <w:b/>
+          <w:i w:val="0"/>
         </w:rPr>
         <w:t>O(n)</w:t>
       </w:r>
       <w:r>
+        <w:rPr>
+          <w:b w:val="0"/>
+          <w:i w:val="0"/>
+        </w:rPr>
         <w:t xml:space="preserve"> for </w:t>
       </w:r>
       <w:r>
         <w:rPr>
+          <w:b w:val="0"/>
           <w:i/>
         </w:rPr>
         <w:t>n</w:t>
       </w:r>
       <w:r>
+        <w:rPr>
+          <w:b w:val="0"/>
+          <w:i w:val="0"/>
+        </w:rPr>
         <w:t xml:space="preserve"> stored items. ✅</w:t>
       </w:r>
     </w:p>
@@ -1892,6 +2570,10 @@
         <w:pStyle w:val="Heading3"/>
       </w:pPr>
       <w:r>
+        <w:rPr>
+          <w:b w:val="0"/>
+          <w:i w:val="0"/>
+        </w:rPr>
         <w:t>Challenge 8 — Implement a Queue (with circular-queue note) ★★</w:t>
       </w:r>
     </w:p>
@@ -1899,68 +2581,107 @@
       <w:r>
         <w:rPr>
           <w:b/>
+          <w:i w:val="0"/>
         </w:rPr>
         <w:t>Task.</w:t>
       </w:r>
       <w:r>
+        <w:rPr>
+          <w:b w:val="0"/>
+          <w:i w:val="0"/>
+        </w:rPr>
         <w:t xml:space="preserve"> Implement a </w:t>
       </w:r>
       <w:r>
         <w:rPr>
           <w:b/>
+          <w:i w:val="0"/>
         </w:rPr>
         <w:t>Queue</w:t>
       </w:r>
       <w:r>
+        <w:rPr>
+          <w:b w:val="0"/>
+          <w:i w:val="0"/>
+        </w:rPr>
         <w:t xml:space="preserve"> (FIFO — First In, First Out) class with </w:t>
       </w:r>
       <w:r>
         <w:rPr>
           <w:rFonts w:ascii="Consolas" w:hAnsi="Consolas"/>
+          <w:b w:val="0"/>
+          <w:i w:val="0"/>
           <w:sz w:val="19"/>
         </w:rPr>
         <w:t>enqueue</w:t>
       </w:r>
       <w:r>
+        <w:rPr>
+          <w:b w:val="0"/>
+          <w:i w:val="0"/>
+        </w:rPr>
         <w:t xml:space="preserve">, </w:t>
       </w:r>
       <w:r>
         <w:rPr>
           <w:rFonts w:ascii="Consolas" w:hAnsi="Consolas"/>
+          <w:b w:val="0"/>
+          <w:i w:val="0"/>
           <w:sz w:val="19"/>
         </w:rPr>
         <w:t>dequeue</w:t>
       </w:r>
       <w:r>
+        <w:rPr>
+          <w:b w:val="0"/>
+          <w:i w:val="0"/>
+        </w:rPr>
         <w:t xml:space="preserve">, </w:t>
       </w:r>
       <w:r>
         <w:rPr>
           <w:rFonts w:ascii="Consolas" w:hAnsi="Consolas"/>
+          <w:b w:val="0"/>
+          <w:i w:val="0"/>
           <w:sz w:val="19"/>
         </w:rPr>
         <w:t>peek</w:t>
       </w:r>
       <w:r>
+        <w:rPr>
+          <w:b w:val="0"/>
+          <w:i w:val="0"/>
+        </w:rPr>
         <w:t xml:space="preserve"> and </w:t>
       </w:r>
       <w:r>
         <w:rPr>
           <w:rFonts w:ascii="Consolas" w:hAnsi="Consolas"/>
+          <w:b w:val="0"/>
+          <w:i w:val="0"/>
           <w:sz w:val="19"/>
         </w:rPr>
         <w:t>is_empty</w:t>
       </w:r>
       <w:r>
+        <w:rPr>
+          <w:b w:val="0"/>
+          <w:i w:val="0"/>
+        </w:rPr>
         <w:t xml:space="preserve">. Then read the note and implement a fixed-size </w:t>
       </w:r>
       <w:r>
         <w:rPr>
           <w:b/>
+          <w:i w:val="0"/>
         </w:rPr>
         <w:t>circular queue</w:t>
       </w:r>
       <w:r>
+        <w:rPr>
+          <w:b w:val="0"/>
+          <w:i w:val="0"/>
+        </w:rPr>
         <w:t>.</w:t>
       </w:r>
     </w:p>
@@ -1968,6 +2689,7 @@
       <w:r>
         <w:rPr>
           <w:b/>
+          <w:i w:val="0"/>
         </w:rPr>
         <w:t>Example I/O</w:t>
       </w:r>
@@ -1992,6 +2714,7 @@
       <w:r>
         <w:rPr>
           <w:b/>
+          <w:i w:val="0"/>
         </w:rPr>
         <w:t>Solution</w:t>
       </w:r>
@@ -2058,75 +2781,117 @@
       <w:r>
         <w:rPr>
           <w:b/>
+          <w:i w:val="0"/>
         </w:rPr>
         <w:t>Note — linear vs circular queue.</w:t>
       </w:r>
       <w:r>
+        <w:rPr>
+          <w:b w:val="0"/>
+          <w:i w:val="0"/>
+        </w:rPr>
         <w:t xml:space="preserve"> In the simple list version above, </w:t>
       </w:r>
       <w:r>
         <w:rPr>
           <w:rFonts w:ascii="Consolas" w:hAnsi="Consolas"/>
+          <w:b w:val="0"/>
+          <w:i w:val="0"/>
           <w:sz w:val="19"/>
         </w:rPr>
         <w:t>pop(0)</w:t>
       </w:r>
       <w:r>
+        <w:rPr>
+          <w:b w:val="0"/>
+          <w:i w:val="0"/>
+        </w:rPr>
         <w:t xml:space="preserve"> shifts every remaining element down one place, which is </w:t>
       </w:r>
       <w:r>
         <w:rPr>
           <w:b/>
+          <w:i w:val="0"/>
         </w:rPr>
         <w:t>O(n)</w:t>
       </w:r>
       <w:r>
+        <w:rPr>
+          <w:b w:val="0"/>
+          <w:i w:val="0"/>
+        </w:rPr>
         <w:t xml:space="preserve"> per dequeue. A naive </w:t>
       </w:r>
       <w:r>
         <w:rPr>
+          <w:b w:val="0"/>
           <w:i/>
         </w:rPr>
         <w:t>linear</w:t>
       </w:r>
       <w:r>
+        <w:rPr>
+          <w:b w:val="0"/>
+          <w:i w:val="0"/>
+        </w:rPr>
         <w:t xml:space="preserve"> queue using fixed front/rear pointers also wastes space: once the rear pointer reaches the end of the array, the slots freed at the front cannot be reused. A </w:t>
       </w:r>
       <w:r>
         <w:rPr>
           <w:b/>
+          <w:i w:val="0"/>
         </w:rPr>
         <w:t>circular queue</w:t>
       </w:r>
       <w:r>
+        <w:rPr>
+          <w:b w:val="0"/>
+          <w:i w:val="0"/>
+        </w:rPr>
         <w:t xml:space="preserve"> solves this by wrapping the rear pointer back to index 0 using </w:t>
       </w:r>
       <w:r>
         <w:rPr>
           <w:b/>
+          <w:i w:val="0"/>
         </w:rPr>
         <w:t>modulo arithmetic</w:t>
       </w:r>
       <w:r>
+        <w:rPr>
+          <w:b w:val="0"/>
+          <w:i w:val="0"/>
+        </w:rPr>
         <w:t xml:space="preserve"> (</w:t>
       </w:r>
       <w:r>
         <w:rPr>
           <w:rFonts w:ascii="Consolas" w:hAnsi="Consolas"/>
+          <w:b w:val="0"/>
+          <w:i w:val="0"/>
           <w:sz w:val="19"/>
         </w:rPr>
         <w:t>(front + count) % capacity</w:t>
       </w:r>
       <w:r>
+        <w:rPr>
+          <w:b w:val="0"/>
+          <w:i w:val="0"/>
+        </w:rPr>
         <w:t xml:space="preserve">), reusing freed slots so all operations are </w:t>
       </w:r>
       <w:r>
         <w:rPr>
           <w:b/>
+          <w:i w:val="0"/>
         </w:rPr>
         <w:t>O(1)</w:t>
       </w:r>
       <w:r>
+        <w:rPr>
+          <w:b w:val="0"/>
+          <w:i w:val="0"/>
+        </w:rPr>
         <w:t>.</w:t>
       </w:r>
     </w:p>
@@ -2209,58 +2974,91 @@
       <w:r>
         <w:rPr>
           <w:b/>
+          <w:i w:val="0"/>
         </w:rPr>
         <w:t>Explanation.</w:t>
       </w:r>
       <w:r>
+        <w:rPr>
+          <w:b w:val="0"/>
+          <w:i w:val="0"/>
+        </w:rPr>
         <w:t xml:space="preserve"> A queue is </w:t>
       </w:r>
       <w:r>
         <w:rPr>
           <w:b/>
+          <w:i w:val="0"/>
         </w:rPr>
         <w:t>FIFO</w:t>
       </w:r>
       <w:r>
+        <w:rPr>
+          <w:b w:val="0"/>
+          <w:i w:val="0"/>
+        </w:rPr>
         <w:t xml:space="preserve">: items leave in the order they arrived (printer spoolers, keyboard buffers, breadth-first traversal). The circular version stores </w:t>
       </w:r>
       <w:r>
         <w:rPr>
           <w:rFonts w:ascii="Consolas" w:hAnsi="Consolas"/>
+          <w:b w:val="0"/>
+          <w:i w:val="0"/>
           <w:sz w:val="19"/>
         </w:rPr>
         <w:t>front</w:t>
       </w:r>
       <w:r>
+        <w:rPr>
+          <w:b w:val="0"/>
+          <w:i w:val="0"/>
+        </w:rPr>
         <w:t xml:space="preserve"> and a </w:t>
       </w:r>
       <w:r>
         <w:rPr>
           <w:rFonts w:ascii="Consolas" w:hAnsi="Consolas"/>
+          <w:b w:val="0"/>
+          <w:i w:val="0"/>
           <w:sz w:val="19"/>
         </w:rPr>
         <w:t>count</w:t>
       </w:r>
       <w:r>
+        <w:rPr>
+          <w:b w:val="0"/>
+          <w:i w:val="0"/>
+        </w:rPr>
         <w:t xml:space="preserve"> (or a </w:t>
       </w:r>
       <w:r>
         <w:rPr>
           <w:rFonts w:ascii="Consolas" w:hAnsi="Consolas"/>
+          <w:b w:val="0"/>
+          <w:i w:val="0"/>
           <w:sz w:val="19"/>
         </w:rPr>
         <w:t>rear</w:t>
       </w:r>
       <w:r>
+        <w:rPr>
+          <w:b w:val="0"/>
+          <w:i w:val="0"/>
+        </w:rPr>
         <w:t xml:space="preserve"> pointer) and uses </w:t>
       </w:r>
       <w:r>
         <w:rPr>
           <w:b/>
+          <w:i w:val="0"/>
         </w:rPr>
         <w:t>modulo</w:t>
       </w:r>
       <w:r>
+        <w:rPr>
+          <w:b w:val="0"/>
+          <w:i w:val="0"/>
+        </w:rPr>
         <w:t xml:space="preserve"> to wrap, keeping every operation constant time within a fixed-size array.</w:t>
       </w:r>
     </w:p>
@@ -2268,87 +3066,137 @@
       <w:r>
         <w:rPr>
           <w:b/>
+          <w:i w:val="0"/>
         </w:rPr>
         <w:t>Big O:</w:t>
       </w:r>
       <w:r>
+        <w:rPr>
+          <w:b w:val="0"/>
+          <w:i w:val="0"/>
+        </w:rPr>
         <w:t xml:space="preserve"> </w:t>
       </w:r>
       <w:r>
         <w:rPr>
           <w:rFonts w:ascii="Consolas" w:hAnsi="Consolas"/>
+          <w:b w:val="0"/>
+          <w:i w:val="0"/>
           <w:sz w:val="19"/>
         </w:rPr>
         <w:t>enqueue</w:t>
       </w:r>
       <w:r>
+        <w:rPr>
+          <w:b w:val="0"/>
+          <w:i w:val="0"/>
+        </w:rPr>
         <w:t>/</w:t>
       </w:r>
       <w:r>
         <w:rPr>
           <w:rFonts w:ascii="Consolas" w:hAnsi="Consolas"/>
+          <w:b w:val="0"/>
+          <w:i w:val="0"/>
           <w:sz w:val="19"/>
         </w:rPr>
         <w:t>dequeue</w:t>
       </w:r>
       <w:r>
+        <w:rPr>
+          <w:b w:val="0"/>
+          <w:i w:val="0"/>
+        </w:rPr>
         <w:t>/</w:t>
       </w:r>
       <w:r>
         <w:rPr>
           <w:rFonts w:ascii="Consolas" w:hAnsi="Consolas"/>
+          <w:b w:val="0"/>
+          <w:i w:val="0"/>
           <w:sz w:val="19"/>
         </w:rPr>
         <w:t>peek</w:t>
       </w:r>
       <w:r>
+        <w:rPr>
+          <w:b w:val="0"/>
+          <w:i w:val="0"/>
+        </w:rPr>
         <w:t xml:space="preserve"> are </w:t>
       </w:r>
       <w:r>
         <w:rPr>
           <w:b/>
+          <w:i w:val="0"/>
         </w:rPr>
         <w:t>O(1)</w:t>
       </w:r>
       <w:r>
+        <w:rPr>
+          <w:b w:val="0"/>
+          <w:i w:val="0"/>
+        </w:rPr>
         <w:t xml:space="preserve"> for the circular queue. For the simple list queue, </w:t>
       </w:r>
       <w:r>
         <w:rPr>
           <w:rFonts w:ascii="Consolas" w:hAnsi="Consolas"/>
+          <w:b w:val="0"/>
+          <w:i w:val="0"/>
           <w:sz w:val="19"/>
         </w:rPr>
         <w:t>dequeue</w:t>
       </w:r>
       <w:r>
+        <w:rPr>
+          <w:b w:val="0"/>
+          <w:i w:val="0"/>
+        </w:rPr>
         <w:t xml:space="preserve"> via </w:t>
       </w:r>
       <w:r>
         <w:rPr>
           <w:rFonts w:ascii="Consolas" w:hAnsi="Consolas"/>
+          <w:b w:val="0"/>
+          <w:i w:val="0"/>
           <w:sz w:val="19"/>
         </w:rPr>
         <w:t>pop(0)</w:t>
       </w:r>
       <w:r>
+        <w:rPr>
+          <w:b w:val="0"/>
+          <w:i w:val="0"/>
+        </w:rPr>
         <w:t xml:space="preserve"> is </w:t>
       </w:r>
       <w:r>
         <w:rPr>
           <w:b/>
+          <w:i w:val="0"/>
         </w:rPr>
         <w:t>O(n)</w:t>
       </w:r>
       <w:r>
+        <w:rPr>
+          <w:b w:val="0"/>
+          <w:i w:val="0"/>
+        </w:rPr>
         <w:t xml:space="preserve"> (elements shift down). Space </w:t>
       </w:r>
       <w:r>
         <w:rPr>
           <w:b/>
+          <w:i w:val="0"/>
         </w:rPr>
         <w:t>O(n)</w:t>
       </w:r>
       <w:r>
+        <w:rPr>
+          <w:b w:val="0"/>
+          <w:i w:val="0"/>
+        </w:rPr>
         <w:t xml:space="preserve"> for both. ✅</w:t>
       </w:r>
     </w:p>
@@ -2364,6 +3212,10 @@
         <w:pStyle w:val="Heading3"/>
       </w:pPr>
       <w:r>
+        <w:rPr>
+          <w:b w:val="0"/>
+          <w:i w:val="0"/>
+        </w:rPr>
         <w:t>Challenge 9 — Singly linked list (add + traverse) ★★</w:t>
       </w:r>
     </w:p>
@@ -2371,59 +3223,93 @@
       <w:r>
         <w:rPr>
           <w:b/>
+          <w:i w:val="0"/>
         </w:rPr>
         <w:t>Task.</w:t>
       </w:r>
       <w:r>
+        <w:rPr>
+          <w:b w:val="0"/>
+          <w:i w:val="0"/>
+        </w:rPr>
         <w:t xml:space="preserve"> Implement a </w:t>
       </w:r>
       <w:r>
         <w:rPr>
           <w:b/>
+          <w:i w:val="0"/>
         </w:rPr>
         <w:t>singly linked list</w:t>
       </w:r>
       <w:r>
+        <w:rPr>
+          <w:b w:val="0"/>
+          <w:i w:val="0"/>
+        </w:rPr>
         <w:t xml:space="preserve">: a </w:t>
       </w:r>
       <w:r>
         <w:rPr>
           <w:rFonts w:ascii="Consolas" w:hAnsi="Consolas"/>
+          <w:b w:val="0"/>
+          <w:i w:val="0"/>
           <w:sz w:val="19"/>
         </w:rPr>
         <w:t>Node</w:t>
       </w:r>
       <w:r>
+        <w:rPr>
+          <w:b w:val="0"/>
+          <w:i w:val="0"/>
+        </w:rPr>
         <w:t xml:space="preserve"> (data + pointer to the next node) and a </w:t>
       </w:r>
       <w:r>
         <w:rPr>
           <w:rFonts w:ascii="Consolas" w:hAnsi="Consolas"/>
+          <w:b w:val="0"/>
+          <w:i w:val="0"/>
           <w:sz w:val="19"/>
         </w:rPr>
         <w:t>LinkedList</w:t>
       </w:r>
       <w:r>
+        <w:rPr>
+          <w:b w:val="0"/>
+          <w:i w:val="0"/>
+        </w:rPr>
         <w:t xml:space="preserve"> with </w:t>
       </w:r>
       <w:r>
         <w:rPr>
           <w:rFonts w:ascii="Consolas" w:hAnsi="Consolas"/>
+          <w:b w:val="0"/>
+          <w:i w:val="0"/>
           <w:sz w:val="19"/>
         </w:rPr>
         <w:t>add(data)</w:t>
       </w:r>
       <w:r>
+        <w:rPr>
+          <w:b w:val="0"/>
+          <w:i w:val="0"/>
+        </w:rPr>
         <w:t xml:space="preserve"> (append to the end) and </w:t>
       </w:r>
       <w:r>
         <w:rPr>
           <w:rFonts w:ascii="Consolas" w:hAnsi="Consolas"/>
+          <w:b w:val="0"/>
+          <w:i w:val="0"/>
           <w:sz w:val="19"/>
         </w:rPr>
         <w:t>traverse()</w:t>
       </w:r>
       <w:r>
+        <w:rPr>
+          <w:b w:val="0"/>
+          <w:i w:val="0"/>
+        </w:rPr>
         <w:t xml:space="preserve"> (return all values in order as a list).</w:t>
       </w:r>
     </w:p>
@@ -2431,6 +3317,7 @@
       <w:r>
         <w:rPr>
           <w:b/>
+          <w:i w:val="0"/>
         </w:rPr>
         <w:t>Example I/O</w:t>
       </w:r>
@@ -2453,6 +3340,7 @@
       <w:r>
         <w:rPr>
           <w:b/>
+          <w:i w:val="0"/>
         </w:rPr>
         <w:t>Solution</w:t>
       </w:r>
@@ -2529,66 +3417,103 @@
       <w:r>
         <w:rPr>
           <w:b/>
+          <w:i w:val="0"/>
         </w:rPr>
         <w:t>Explanation.</w:t>
       </w:r>
       <w:r>
+        <w:rPr>
+          <w:b w:val="0"/>
+          <w:i w:val="0"/>
+        </w:rPr>
         <w:t xml:space="preserve"> A linked list stores each value in a </w:t>
       </w:r>
       <w:r>
         <w:rPr>
           <w:b/>
+          <w:i w:val="0"/>
         </w:rPr>
         <w:t>node</w:t>
       </w:r>
       <w:r>
+        <w:rPr>
+          <w:b w:val="0"/>
+          <w:i w:val="0"/>
+        </w:rPr>
         <w:t xml:space="preserve"> that also holds a </w:t>
       </w:r>
       <w:r>
         <w:rPr>
           <w:b/>
+          <w:i w:val="0"/>
         </w:rPr>
         <w:t>pointer</w:t>
       </w:r>
       <w:r>
+        <w:rPr>
+          <w:b w:val="0"/>
+          <w:i w:val="0"/>
+        </w:rPr>
         <w:t xml:space="preserve"> to the next node. The </w:t>
       </w:r>
       <w:r>
         <w:rPr>
           <w:rFonts w:ascii="Consolas" w:hAnsi="Consolas"/>
+          <w:b w:val="0"/>
+          <w:i w:val="0"/>
           <w:sz w:val="19"/>
         </w:rPr>
         <w:t>head</w:t>
       </w:r>
       <w:r>
+        <w:rPr>
+          <w:b w:val="0"/>
+          <w:i w:val="0"/>
+        </w:rPr>
         <w:t xml:space="preserve"> points to the first node; the final node's pointer is </w:t>
       </w:r>
       <w:r>
         <w:rPr>
           <w:rFonts w:ascii="Consolas" w:hAnsi="Consolas"/>
+          <w:b w:val="0"/>
+          <w:i w:val="0"/>
           <w:sz w:val="19"/>
         </w:rPr>
         <w:t>None</w:t>
       </w:r>
       <w:r>
+        <w:rPr>
+          <w:b w:val="0"/>
+          <w:i w:val="0"/>
+        </w:rPr>
         <w:t xml:space="preserve"> (a </w:t>
       </w:r>
       <w:r>
         <w:rPr>
+          <w:b w:val="0"/>
           <w:i/>
         </w:rPr>
         <w:t>null pointer</w:t>
       </w:r>
       <w:r>
+        <w:rPr>
+          <w:b w:val="0"/>
+          <w:i w:val="0"/>
+        </w:rPr>
         <w:t xml:space="preserve">) to mark the end. Unlike an array, a linked list is </w:t>
       </w:r>
       <w:r>
         <w:rPr>
           <w:b/>
+          <w:i w:val="0"/>
         </w:rPr>
         <w:t>dynamic</w:t>
       </w:r>
       <w:r>
+        <w:rPr>
+          <w:b w:val="0"/>
+          <w:i w:val="0"/>
+        </w:rPr>
         <w:t xml:space="preserve"> — it grows as needed — and inserting/removing in the middle only re-points pointers rather than shifting elements. The trade-off is no direct indexing: you must traverse from the head.</w:t>
       </w:r>
     </w:p>
@@ -2596,94 +3521,147 @@
       <w:r>
         <w:rPr>
           <w:b/>
+          <w:i w:val="0"/>
         </w:rPr>
         <w:t>Big O:</w:t>
       </w:r>
       <w:r>
+        <w:rPr>
+          <w:b w:val="0"/>
+          <w:i w:val="0"/>
+        </w:rPr>
         <w:t xml:space="preserve"> </w:t>
       </w:r>
       <w:r>
         <w:rPr>
           <w:rFonts w:ascii="Consolas" w:hAnsi="Consolas"/>
+          <w:b w:val="0"/>
+          <w:i w:val="0"/>
           <w:sz w:val="19"/>
         </w:rPr>
         <w:t>traverse</w:t>
       </w:r>
       <w:r>
+        <w:rPr>
+          <w:b w:val="0"/>
+          <w:i w:val="0"/>
+        </w:rPr>
         <w:t xml:space="preserve"> is </w:t>
       </w:r>
       <w:r>
         <w:rPr>
           <w:b/>
+          <w:i w:val="0"/>
         </w:rPr>
         <w:t>O(n)</w:t>
       </w:r>
       <w:r>
+        <w:rPr>
+          <w:b w:val="0"/>
+          <w:i w:val="0"/>
+        </w:rPr>
         <w:t xml:space="preserve">. </w:t>
       </w:r>
       <w:r>
         <w:rPr>
           <w:rFonts w:ascii="Consolas" w:hAnsi="Consolas"/>
+          <w:b w:val="0"/>
+          <w:i w:val="0"/>
           <w:sz w:val="19"/>
         </w:rPr>
         <w:t>add</w:t>
       </w:r>
       <w:r>
+        <w:rPr>
+          <w:b w:val="0"/>
+          <w:i w:val="0"/>
+        </w:rPr>
         <w:t xml:space="preserve"> (append) is </w:t>
       </w:r>
       <w:r>
         <w:rPr>
           <w:b/>
+          <w:i w:val="0"/>
         </w:rPr>
         <w:t>O(n)</w:t>
       </w:r>
       <w:r>
+        <w:rPr>
+          <w:b w:val="0"/>
+          <w:i w:val="0"/>
+        </w:rPr>
         <w:t xml:space="preserve"> here because we walk to the tail; keeping a </w:t>
       </w:r>
       <w:r>
         <w:rPr>
           <w:rFonts w:ascii="Consolas" w:hAnsi="Consolas"/>
+          <w:b w:val="0"/>
+          <w:i w:val="0"/>
           <w:sz w:val="19"/>
         </w:rPr>
         <w:t>tail</w:t>
       </w:r>
       <w:r>
+        <w:rPr>
+          <w:b w:val="0"/>
+          <w:i w:val="0"/>
+        </w:rPr>
         <w:t xml:space="preserve"> pointer would make appends </w:t>
       </w:r>
       <w:r>
         <w:rPr>
           <w:b/>
+          <w:i w:val="0"/>
         </w:rPr>
         <w:t>O(1)</w:t>
       </w:r>
       <w:r>
+        <w:rPr>
+          <w:b w:val="0"/>
+          <w:i w:val="0"/>
+        </w:rPr>
         <w:t xml:space="preserve">. Inserting at the </w:t>
       </w:r>
       <w:r>
         <w:rPr>
           <w:b/>
+          <w:i w:val="0"/>
         </w:rPr>
         <w:t>head</w:t>
       </w:r>
       <w:r>
+        <w:rPr>
+          <w:b w:val="0"/>
+          <w:i w:val="0"/>
+        </w:rPr>
         <w:t xml:space="preserve"> is </w:t>
       </w:r>
       <w:r>
         <w:rPr>
           <w:b/>
+          <w:i w:val="0"/>
         </w:rPr>
         <w:t>O(1)</w:t>
       </w:r>
       <w:r>
+        <w:rPr>
+          <w:b w:val="0"/>
+          <w:i w:val="0"/>
+        </w:rPr>
         <w:t xml:space="preserve">. Space </w:t>
       </w:r>
       <w:r>
         <w:rPr>
           <w:b/>
+          <w:i w:val="0"/>
         </w:rPr>
         <w:t>O(n)</w:t>
       </w:r>
       <w:r>
+        <w:rPr>
+          <w:b w:val="0"/>
+          <w:i w:val="0"/>
+        </w:rPr>
         <w:t>. ✅</w:t>
       </w:r>
     </w:p>
@@ -2699,6 +3677,10 @@
         <w:pStyle w:val="Heading3"/>
       </w:pPr>
       <w:r>
+        <w:rPr>
+          <w:b w:val="0"/>
+          <w:i w:val="0"/>
+        </w:rPr>
         <w:t>Challenge 10 — Binary search tree: insert + in-order traversal ★★★</w:t>
       </w:r>
     </w:p>
@@ -2706,57 +3688,89 @@
       <w:r>
         <w:rPr>
           <w:b/>
+          <w:i w:val="0"/>
         </w:rPr>
         <w:t>Task.</w:t>
       </w:r>
       <w:r>
+        <w:rPr>
+          <w:b w:val="0"/>
+          <w:i w:val="0"/>
+        </w:rPr>
         <w:t xml:space="preserve"> Implement a </w:t>
       </w:r>
       <w:r>
         <w:rPr>
           <w:b/>
+          <w:i w:val="0"/>
         </w:rPr>
         <w:t>binary search tree (BST)</w:t>
       </w:r>
       <w:r>
+        <w:rPr>
+          <w:b w:val="0"/>
+          <w:i w:val="0"/>
+        </w:rPr>
         <w:t xml:space="preserve"> with </w:t>
       </w:r>
       <w:r>
         <w:rPr>
           <w:rFonts w:ascii="Consolas" w:hAnsi="Consolas"/>
+          <w:b w:val="0"/>
+          <w:i w:val="0"/>
           <w:sz w:val="19"/>
         </w:rPr>
         <w:t>insert(key)</w:t>
       </w:r>
       <w:r>
+        <w:rPr>
+          <w:b w:val="0"/>
+          <w:i w:val="0"/>
+        </w:rPr>
         <w:t xml:space="preserve"> and an </w:t>
       </w:r>
       <w:r>
         <w:rPr>
           <w:rFonts w:ascii="Consolas" w:hAnsi="Consolas"/>
+          <w:b w:val="0"/>
+          <w:i w:val="0"/>
           <w:sz w:val="19"/>
         </w:rPr>
         <w:t>in_order()</w:t>
       </w:r>
       <w:r>
+        <w:rPr>
+          <w:b w:val="0"/>
+          <w:i w:val="0"/>
+        </w:rPr>
         <w:t xml:space="preserve"> traversal that returns the keys. (BST property: every key in a node's </w:t>
       </w:r>
       <w:r>
         <w:rPr>
           <w:b/>
+          <w:i w:val="0"/>
         </w:rPr>
         <w:t>left</w:t>
       </w:r>
       <w:r>
+        <w:rPr>
+          <w:b w:val="0"/>
+          <w:i w:val="0"/>
+        </w:rPr>
         <w:t xml:space="preserve"> subtree is smaller, every key in its </w:t>
       </w:r>
       <w:r>
         <w:rPr>
           <w:b/>
+          <w:i w:val="0"/>
         </w:rPr>
         <w:t>right</w:t>
       </w:r>
       <w:r>
+        <w:rPr>
+          <w:b w:val="0"/>
+          <w:i w:val="0"/>
+        </w:rPr>
         <w:t xml:space="preserve"> subtree is larger.)</w:t>
       </w:r>
     </w:p>
@@ -2764,6 +3778,7 @@
       <w:r>
         <w:rPr>
           <w:b/>
+          <w:i w:val="0"/>
         </w:rPr>
         <w:t>Example I/O</w:t>
       </w:r>
@@ -2788,6 +3803,7 @@
       <w:r>
         <w:rPr>
           <w:b/>
+          <w:i w:val="0"/>
         </w:rPr>
         <w:t>Solution</w:t>
       </w:r>
@@ -2876,37 +3892,57 @@
       <w:r>
         <w:rPr>
           <w:b/>
+          <w:i w:val="0"/>
         </w:rPr>
         <w:t>Explanation.</w:t>
       </w:r>
       <w:r>
+        <w:rPr>
+          <w:b w:val="0"/>
+          <w:i w:val="0"/>
+        </w:rPr>
         <w:t xml:space="preserve"> To </w:t>
       </w:r>
       <w:r>
         <w:rPr>
           <w:b/>
+          <w:i w:val="0"/>
         </w:rPr>
         <w:t>insert</w:t>
       </w:r>
       <w:r>
+        <w:rPr>
+          <w:b w:val="0"/>
+          <w:i w:val="0"/>
+        </w:rPr>
         <w:t xml:space="preserve">, compare the new key with the current node and move left (smaller) or right (larger) until you reach an empty position. An </w:t>
       </w:r>
       <w:r>
         <w:rPr>
           <w:b/>
+          <w:i w:val="0"/>
         </w:rPr>
         <w:t>in-order traversal</w:t>
       </w:r>
       <w:r>
+        <w:rPr>
+          <w:b w:val="0"/>
+          <w:i w:val="0"/>
+        </w:rPr>
         <w:t xml:space="preserve"> (left → root → right) of a BST visits the keys in </w:t>
       </w:r>
       <w:r>
         <w:rPr>
           <w:b/>
+          <w:i w:val="0"/>
         </w:rPr>
         <w:t>ascending sorted order</w:t>
       </w:r>
       <w:r>
+        <w:rPr>
+          <w:b w:val="0"/>
+          <w:i w:val="0"/>
+        </w:rPr>
         <w:t xml:space="preserve"> — a neat and examinable property.</w:t>
       </w:r>
     </w:p>
@@ -2914,102 +3950,159 @@
       <w:r>
         <w:rPr>
           <w:b/>
+          <w:i w:val="0"/>
         </w:rPr>
         <w:t>Big O:</w:t>
       </w:r>
       <w:r>
+        <w:rPr>
+          <w:b w:val="0"/>
+          <w:i w:val="0"/>
+        </w:rPr>
         <w:t xml:space="preserve"> for a reasonably </w:t>
       </w:r>
       <w:r>
         <w:rPr>
           <w:b/>
+          <w:i w:val="0"/>
         </w:rPr>
         <w:t>balanced</w:t>
       </w:r>
       <w:r>
+        <w:rPr>
+          <w:b w:val="0"/>
+          <w:i w:val="0"/>
+        </w:rPr>
         <w:t xml:space="preserve"> tree, </w:t>
       </w:r>
       <w:r>
         <w:rPr>
           <w:rFonts w:ascii="Consolas" w:hAnsi="Consolas"/>
+          <w:b w:val="0"/>
+          <w:i w:val="0"/>
           <w:sz w:val="19"/>
         </w:rPr>
         <w:t>insert</w:t>
       </w:r>
       <w:r>
+        <w:rPr>
+          <w:b w:val="0"/>
+          <w:i w:val="0"/>
+        </w:rPr>
         <w:t xml:space="preserve"> and search are </w:t>
       </w:r>
       <w:r>
         <w:rPr>
           <w:b/>
+          <w:i w:val="0"/>
         </w:rPr>
         <w:t>O(log n)</w:t>
       </w:r>
       <w:r>
+        <w:rPr>
+          <w:b w:val="0"/>
+          <w:i w:val="0"/>
+        </w:rPr>
         <w:t xml:space="preserve"> (one comparison per level, ~log n levels). In the </w:t>
       </w:r>
       <w:r>
         <w:rPr>
           <w:b/>
+          <w:i w:val="0"/>
         </w:rPr>
         <w:t>worst case</w:t>
       </w:r>
       <w:r>
+        <w:rPr>
+          <w:b w:val="0"/>
+          <w:i w:val="0"/>
+        </w:rPr>
         <w:t xml:space="preserve"> — keys inserted already sorted — the tree degenerates into a linked list and both become </w:t>
       </w:r>
       <w:r>
         <w:rPr>
           <w:b/>
+          <w:i w:val="0"/>
         </w:rPr>
         <w:t>O(n)</w:t>
       </w:r>
       <w:r>
+        <w:rPr>
+          <w:b w:val="0"/>
+          <w:i w:val="0"/>
+        </w:rPr>
         <w:t xml:space="preserve">. </w:t>
       </w:r>
       <w:r>
         <w:rPr>
           <w:rFonts w:ascii="Consolas" w:hAnsi="Consolas"/>
+          <w:b w:val="0"/>
+          <w:i w:val="0"/>
           <w:sz w:val="19"/>
         </w:rPr>
         <w:t>in_order</w:t>
       </w:r>
       <w:r>
+        <w:rPr>
+          <w:b w:val="0"/>
+          <w:i w:val="0"/>
+        </w:rPr>
         <w:t xml:space="preserve"> visits every node, so it is </w:t>
       </w:r>
       <w:r>
         <w:rPr>
           <w:b/>
+          <w:i w:val="0"/>
         </w:rPr>
         <w:t>O(n)</w:t>
       </w:r>
       <w:r>
+        <w:rPr>
+          <w:b w:val="0"/>
+          <w:i w:val="0"/>
+        </w:rPr>
         <w:t xml:space="preserve">. Space </w:t>
       </w:r>
       <w:r>
         <w:rPr>
           <w:b/>
+          <w:i w:val="0"/>
         </w:rPr>
         <w:t>O(n)</w:t>
       </w:r>
       <w:r>
+        <w:rPr>
+          <w:b w:val="0"/>
+          <w:i w:val="0"/>
+        </w:rPr>
         <w:t xml:space="preserve"> for storage plus </w:t>
       </w:r>
       <w:r>
         <w:rPr>
           <w:b/>
+          <w:i w:val="0"/>
         </w:rPr>
         <w:t>O(h)</w:t>
       </w:r>
       <w:r>
+        <w:rPr>
+          <w:b w:val="0"/>
+          <w:i w:val="0"/>
+        </w:rPr>
         <w:t xml:space="preserve"> recursion stack, where </w:t>
       </w:r>
       <w:r>
         <w:rPr>
+          <w:b w:val="0"/>
           <w:i/>
         </w:rPr>
         <w:t>h</w:t>
       </w:r>
       <w:r>
+        <w:rPr>
+          <w:b w:val="0"/>
+          <w:i w:val="0"/>
+        </w:rPr>
         <w:t xml:space="preserve"> is the tree height. ✅</w:t>
       </w:r>
     </w:p>
@@ -3025,6 +4118,10 @@
         <w:pStyle w:val="Heading3"/>
       </w:pPr>
       <w:r>
+        <w:rPr>
+          <w:b w:val="0"/>
+          <w:i w:val="0"/>
+        </w:rPr>
         <w:t>Challenge 11 — Tree traversals: pre-, in- and post-order ★★★</w:t>
       </w:r>
     </w:p>
@@ -3032,40 +4129,63 @@
       <w:r>
         <w:rPr>
           <w:b/>
+          <w:i w:val="0"/>
         </w:rPr>
         <w:t>Task.</w:t>
       </w:r>
       <w:r>
+        <w:rPr>
+          <w:b w:val="0"/>
+          <w:i w:val="0"/>
+        </w:rPr>
         <w:t xml:space="preserve"> Add </w:t>
       </w:r>
       <w:r>
         <w:rPr>
           <w:rFonts w:ascii="Consolas" w:hAnsi="Consolas"/>
+          <w:b w:val="0"/>
+          <w:i w:val="0"/>
           <w:sz w:val="19"/>
         </w:rPr>
         <w:t>pre_order()</w:t>
       </w:r>
       <w:r>
+        <w:rPr>
+          <w:b w:val="0"/>
+          <w:i w:val="0"/>
+        </w:rPr>
         <w:t xml:space="preserve"> and </w:t>
       </w:r>
       <w:r>
         <w:rPr>
           <w:rFonts w:ascii="Consolas" w:hAnsi="Consolas"/>
+          <w:b w:val="0"/>
+          <w:i w:val="0"/>
           <w:sz w:val="19"/>
         </w:rPr>
         <w:t>post_order()</w:t>
       </w:r>
       <w:r>
+        <w:rPr>
+          <w:b w:val="0"/>
+          <w:i w:val="0"/>
+        </w:rPr>
         <w:t xml:space="preserve"> traversals to the BST from Challenge 10, alongside </w:t>
       </w:r>
       <w:r>
         <w:rPr>
           <w:rFonts w:ascii="Consolas" w:hAnsi="Consolas"/>
+          <w:b w:val="0"/>
+          <w:i w:val="0"/>
           <w:sz w:val="19"/>
         </w:rPr>
         <w:t>in_order()</w:t>
       </w:r>
       <w:r>
+        <w:rPr>
+          <w:b w:val="0"/>
+          <w:i w:val="0"/>
+        </w:rPr>
         <w:t>. Confirm each returns the keys in the expected order.</w:t>
       </w:r>
     </w:p>
@@ -3073,10 +4193,15 @@
       <w:r>
         <w:rPr>
           <w:b/>
+          <w:i w:val="0"/>
         </w:rPr>
         <w:t>Example I/O</w:t>
       </w:r>
       <w:r>
+        <w:rPr>
+          <w:b w:val="0"/>
+          <w:i w:val="0"/>
+        </w:rPr>
         <w:t xml:space="preserve"> (same tree as Challenge 10: 50, 30, 70, 20, 40, 60, 80)</w:t>
       </w:r>
     </w:p>
@@ -3100,6 +4225,7 @@
       <w:r>
         <w:rPr>
           <w:b/>
+          <w:i w:val="0"/>
         </w:rPr>
         <w:t>Solution</w:t>
       </w:r>
@@ -3236,19 +4362,29 @@
       <w:r>
         <w:rPr>
           <w:b/>
+          <w:i w:val="0"/>
         </w:rPr>
         <w:t>Explanation.</w:t>
       </w:r>
       <w:r>
+        <w:rPr>
+          <w:b w:val="0"/>
+          <w:i w:val="0"/>
+        </w:rPr>
         <w:t xml:space="preserve"> The three depth-first traversals differ only in </w:t>
       </w:r>
       <w:r>
         <w:rPr>
           <w:b/>
+          <w:i w:val="0"/>
         </w:rPr>
         <w:t>when the root is visited</w:t>
       </w:r>
       <w:r>
+        <w:rPr>
+          <w:b w:val="0"/>
+          <w:i w:val="0"/>
+        </w:rPr>
         <w:t xml:space="preserve"> relative to its subtrees:</w:t>
       </w:r>
     </w:p>
@@ -3259,19 +4395,29 @@
       <w:r>
         <w:rPr>
           <w:b/>
+          <w:i w:val="0"/>
         </w:rPr>
         <w:t>Pre-order</w:t>
       </w:r>
       <w:r>
+        <w:rPr>
+          <w:b w:val="0"/>
+          <w:i w:val="0"/>
+        </w:rPr>
         <w:t xml:space="preserve"> (root → left → right): used to </w:t>
       </w:r>
       <w:r>
         <w:rPr>
           <w:b/>
+          <w:i w:val="0"/>
         </w:rPr>
         <w:t>copy/serialise</w:t>
       </w:r>
       <w:r>
+        <w:rPr>
+          <w:b w:val="0"/>
+          <w:i w:val="0"/>
+        </w:rPr>
         <w:t xml:space="preserve"> a tree, or to output prefix (Polish) notation from an expression tree.</w:t>
       </w:r>
     </w:p>
@@ -3282,19 +4428,29 @@
       <w:r>
         <w:rPr>
           <w:b/>
+          <w:i w:val="0"/>
         </w:rPr>
         <w:t>In-order</w:t>
       </w:r>
       <w:r>
+        <w:rPr>
+          <w:b w:val="0"/>
+          <w:i w:val="0"/>
+        </w:rPr>
         <w:t xml:space="preserve"> (left → root → right): outputs a BST in </w:t>
       </w:r>
       <w:r>
         <w:rPr>
           <w:b/>
+          <w:i w:val="0"/>
         </w:rPr>
         <w:t>ascending order</w:t>
       </w:r>
       <w:r>
+        <w:rPr>
+          <w:b w:val="0"/>
+          <w:i w:val="0"/>
+        </w:rPr>
         <w:t>, or infix notation.</w:t>
       </w:r>
     </w:p>
@@ -3305,39 +4461,59 @@
       <w:r>
         <w:rPr>
           <w:b/>
+          <w:i w:val="0"/>
         </w:rPr>
         <w:t>Post-order</w:t>
       </w:r>
       <w:r>
+        <w:rPr>
+          <w:b w:val="0"/>
+          <w:i w:val="0"/>
+        </w:rPr>
         <w:t xml:space="preserve"> (left → right → root): used to </w:t>
       </w:r>
       <w:r>
         <w:rPr>
           <w:b/>
+          <w:i w:val="0"/>
         </w:rPr>
         <w:t>delete/free</w:t>
       </w:r>
       <w:r>
+        <w:rPr>
+          <w:b w:val="0"/>
+          <w:i w:val="0"/>
+        </w:rPr>
         <w:t xml:space="preserve"> a tree safely (children before parent), or to output postfix (Reverse Polish) notation.</w:t>
       </w:r>
     </w:p>
     <w:p>
       <w:r>
         <w:rPr>
+          <w:b w:val="0"/>
           <w:i/>
         </w:rPr>
         <w:t>Memory aid:</w:t>
       </w:r>
       <w:r>
+        <w:rPr>
+          <w:b w:val="0"/>
+          <w:i w:val="0"/>
+        </w:rPr>
         <w:t xml:space="preserve"> the prefix (pre / in / post) tells you where the </w:t>
       </w:r>
       <w:r>
         <w:rPr>
           <w:b/>
+          <w:i w:val="0"/>
         </w:rPr>
         <w:t>root</w:t>
       </w:r>
       <w:r>
+        <w:rPr>
+          <w:b w:val="0"/>
+          <w:i w:val="0"/>
+        </w:rPr>
         <w:t xml:space="preserve"> sits relative to its children.</w:t>
       </w:r>
     </w:p>
@@ -3345,46 +4521,71 @@
       <w:r>
         <w:rPr>
           <w:b/>
+          <w:i w:val="0"/>
         </w:rPr>
         <w:t>Big O:</w:t>
       </w:r>
       <w:r>
+        <w:rPr>
+          <w:b w:val="0"/>
+          <w:i w:val="0"/>
+        </w:rPr>
         <w:t xml:space="preserve"> every traversal is </w:t>
       </w:r>
       <w:r>
         <w:rPr>
           <w:b/>
+          <w:i w:val="0"/>
         </w:rPr>
         <w:t>O(n)</w:t>
       </w:r>
       <w:r>
+        <w:rPr>
+          <w:b w:val="0"/>
+          <w:i w:val="0"/>
+        </w:rPr>
         <w:t xml:space="preserve"> time — each of the </w:t>
       </w:r>
       <w:r>
         <w:rPr>
+          <w:b w:val="0"/>
           <w:i/>
         </w:rPr>
         <w:t>n</w:t>
       </w:r>
       <w:r>
+        <w:rPr>
+          <w:b w:val="0"/>
+          <w:i w:val="0"/>
+        </w:rPr>
         <w:t xml:space="preserve"> nodes is visited exactly once. Space </w:t>
       </w:r>
       <w:r>
         <w:rPr>
           <w:b/>
+          <w:i w:val="0"/>
         </w:rPr>
         <w:t>O(h)</w:t>
       </w:r>
       <w:r>
+        <w:rPr>
+          <w:b w:val="0"/>
+          <w:i w:val="0"/>
+        </w:rPr>
         <w:t xml:space="preserve"> for the recursion stack, where </w:t>
       </w:r>
       <w:r>
         <w:rPr>
+          <w:b w:val="0"/>
           <w:i/>
         </w:rPr>
         <w:t>h</w:t>
       </w:r>
       <w:r>
+        <w:rPr>
+          <w:b w:val="0"/>
+          <w:i w:val="0"/>
+        </w:rPr>
         <w:t xml:space="preserve"> is the tree height (O(log n) if balanced, O(n) if degenerate). ✅</w:t>
       </w:r>
     </w:p>
@@ -3400,6 +4601,10 @@
         <w:pStyle w:val="Heading2"/>
       </w:pPr>
       <w:r>
+        <w:rPr>
+          <w:b w:val="0"/>
+          <w:i w:val="0"/>
+        </w:rPr>
         <w:t>Section D — Stretch challenge</w:t>
       </w:r>
     </w:p>
@@ -3408,6 +4613,10 @@
         <w:pStyle w:val="Heading3"/>
       </w:pPr>
       <w:r>
+        <w:rPr>
+          <w:b w:val="0"/>
+          <w:i w:val="0"/>
+        </w:rPr>
         <w:t>Challenge 12 — Dijkstra's shortest path ★★★</w:t>
       </w:r>
     </w:p>
@@ -3415,76 +4624,119 @@
       <w:r>
         <w:rPr>
           <w:b/>
+          <w:i w:val="0"/>
         </w:rPr>
         <w:t>Task.</w:t>
       </w:r>
       <w:r>
+        <w:rPr>
+          <w:b w:val="0"/>
+          <w:i w:val="0"/>
+        </w:rPr>
         <w:t xml:space="preserve"> Given a small </w:t>
       </w:r>
       <w:r>
         <w:rPr>
           <w:b/>
+          <w:i w:val="0"/>
         </w:rPr>
         <w:t>weighted graph</w:t>
       </w:r>
       <w:r>
+        <w:rPr>
+          <w:b w:val="0"/>
+          <w:i w:val="0"/>
+        </w:rPr>
         <w:t xml:space="preserve"> stored as an </w:t>
       </w:r>
       <w:r>
         <w:rPr>
           <w:b/>
+          <w:i w:val="0"/>
         </w:rPr>
         <w:t>adjacency dictionary</w:t>
       </w:r>
       <w:r>
+        <w:rPr>
+          <w:b w:val="0"/>
+          <w:i w:val="0"/>
+        </w:rPr>
         <w:t xml:space="preserve"> </w:t>
       </w:r>
       <w:r>
         <w:rPr>
           <w:rFonts w:ascii="Consolas" w:hAnsi="Consolas"/>
+          <w:b w:val="0"/>
+          <w:i w:val="0"/>
           <w:sz w:val="19"/>
         </w:rPr>
         <w:t>{node: {neighbour: weight, ...}}</w:t>
       </w:r>
       <w:r>
+        <w:rPr>
+          <w:b w:val="0"/>
+          <w:i w:val="0"/>
+        </w:rPr>
         <w:t xml:space="preserve">, write </w:t>
       </w:r>
       <w:r>
         <w:rPr>
           <w:rFonts w:ascii="Consolas" w:hAnsi="Consolas"/>
+          <w:b w:val="0"/>
+          <w:i w:val="0"/>
           <w:sz w:val="19"/>
         </w:rPr>
         <w:t>dijkstra(graph, start)</w:t>
       </w:r>
       <w:r>
+        <w:rPr>
+          <w:b w:val="0"/>
+          <w:i w:val="0"/>
+        </w:rPr>
         <w:t xml:space="preserve"> that returns the </w:t>
       </w:r>
       <w:r>
         <w:rPr>
           <w:b/>
+          <w:i w:val="0"/>
         </w:rPr>
         <w:t>shortest distance</w:t>
       </w:r>
       <w:r>
+        <w:rPr>
+          <w:b w:val="0"/>
+          <w:i w:val="0"/>
+        </w:rPr>
         <w:t xml:space="preserve"> from </w:t>
       </w:r>
       <w:r>
         <w:rPr>
           <w:rFonts w:ascii="Consolas" w:hAnsi="Consolas"/>
+          <w:b w:val="0"/>
+          <w:i w:val="0"/>
           <w:sz w:val="19"/>
         </w:rPr>
         <w:t>start</w:t>
       </w:r>
       <w:r>
+        <w:rPr>
+          <w:b w:val="0"/>
+          <w:i w:val="0"/>
+        </w:rPr>
         <w:t xml:space="preserve"> to </w:t>
       </w:r>
       <w:r>
         <w:rPr>
           <w:b/>
+          <w:i w:val="0"/>
         </w:rPr>
         <w:t>every</w:t>
       </w:r>
       <w:r>
+        <w:rPr>
+          <w:b w:val="0"/>
+          <w:i w:val="0"/>
+        </w:rPr>
         <w:t xml:space="preserve"> node. Assume all edge weights are non-negative.</w:t>
       </w:r>
     </w:p>
@@ -3492,6 +4744,7 @@
       <w:r>
         <w:rPr>
           <w:b/>
+          <w:i w:val="0"/>
         </w:rPr>
         <w:t>Example I/O</w:t>
       </w:r>
@@ -3522,6 +4775,10 @@
     </w:p>
     <w:p>
       <w:r>
+        <w:rPr>
+          <w:b w:val="0"/>
+          <w:i w:val="0"/>
+        </w:rPr>
         <w:t>(Check: A→C costs 1; A→C→B costs 1+2 = 3, beating the direct A→B = 4; A→C→B→D costs 1+2+5 = 8, beating A→C→D = 9.)</w:t>
       </w:r>
     </w:p>
@@ -3529,6 +4786,7 @@
       <w:r>
         <w:rPr>
           <w:b/>
+          <w:i w:val="0"/>
         </w:rPr>
         <w:t>Solution</w:t>
       </w:r>
@@ -3606,56 +4864,87 @@
       <w:r>
         <w:rPr>
           <w:b/>
+          <w:i w:val="0"/>
         </w:rPr>
         <w:t>Explanation.</w:t>
       </w:r>
       <w:r>
+        <w:rPr>
+          <w:b w:val="0"/>
+          <w:i w:val="0"/>
+        </w:rPr>
         <w:t xml:space="preserve"> Dijkstra's algorithm finds shortest paths from one source by </w:t>
       </w:r>
       <w:r>
         <w:rPr>
           <w:b/>
+          <w:i w:val="0"/>
         </w:rPr>
         <w:t>always expanding the closest not-yet-finalised node first</w:t>
       </w:r>
       <w:r>
+        <w:rPr>
+          <w:b w:val="0"/>
+          <w:i w:val="0"/>
+        </w:rPr>
         <w:t xml:space="preserve"> (a greedy strategy). We keep a tentative </w:t>
       </w:r>
       <w:r>
         <w:rPr>
           <w:rFonts w:ascii="Consolas" w:hAnsi="Consolas"/>
+          <w:b w:val="0"/>
+          <w:i w:val="0"/>
           <w:sz w:val="19"/>
         </w:rPr>
         <w:t>distances</w:t>
       </w:r>
       <w:r>
+        <w:rPr>
+          <w:b w:val="0"/>
+          <w:i w:val="0"/>
+        </w:rPr>
         <w:t xml:space="preserve"> table initialised to infinity, and a </w:t>
       </w:r>
       <w:r>
         <w:rPr>
           <w:b/>
+          <w:i w:val="0"/>
         </w:rPr>
         <w:t>priority queue</w:t>
       </w:r>
       <w:r>
+        <w:rPr>
+          <w:b w:val="0"/>
+          <w:i w:val="0"/>
+        </w:rPr>
         <w:t xml:space="preserve"> (min-heap) ordered by distance. We repeatedly pop the nearest node and </w:t>
       </w:r>
       <w:r>
         <w:rPr>
           <w:b/>
+          <w:i w:val="0"/>
         </w:rPr>
         <w:t>relax</w:t>
       </w:r>
       <w:r>
+        <w:rPr>
+          <w:b w:val="0"/>
+          <w:i w:val="0"/>
+        </w:rPr>
         <w:t xml:space="preserve"> its edges — if going through that node gives a neighbour a shorter distance, we update it and push the new distance. Because all weights are non-negative, once a node is popped with its minimum distance, that distance is final. (It does </w:t>
       </w:r>
       <w:r>
         <w:rPr>
           <w:b/>
+          <w:i w:val="0"/>
         </w:rPr>
         <w:t>not</w:t>
       </w:r>
       <w:r>
+        <w:rPr>
+          <w:b w:val="0"/>
+          <w:i w:val="0"/>
+        </w:rPr>
         <w:t xml:space="preserve"> work with negative edge weights.)</w:t>
       </w:r>
     </w:p>
@@ -3663,37 +4952,57 @@
       <w:r>
         <w:rPr>
           <w:b/>
+          <w:i w:val="0"/>
         </w:rPr>
         <w:t>Big O:</w:t>
       </w:r>
       <w:r>
+        <w:rPr>
+          <w:b w:val="0"/>
+          <w:i w:val="0"/>
+        </w:rPr>
         <w:t xml:space="preserve"> with a binary-heap priority queue, </w:t>
       </w:r>
       <w:r>
         <w:rPr>
           <w:b/>
+          <w:i w:val="0"/>
         </w:rPr>
         <w:t>O((V + E) log V)</w:t>
       </w:r>
       <w:r>
+        <w:rPr>
+          <w:b w:val="0"/>
+          <w:i w:val="0"/>
+        </w:rPr>
         <w:t xml:space="preserve">, where V = number of vertices and E = number of edges — each edge can trigger a heap push (O(log V)) and each vertex is popped once. Space </w:t>
       </w:r>
       <w:r>
         <w:rPr>
           <w:b/>
+          <w:i w:val="0"/>
         </w:rPr>
         <w:t>O(V)</w:t>
       </w:r>
       <w:r>
+        <w:rPr>
+          <w:b w:val="0"/>
+          <w:i w:val="0"/>
+        </w:rPr>
         <w:t xml:space="preserve"> for the distances table and the queue. A simpler array-scan version (no heap) is </w:t>
       </w:r>
       <w:r>
         <w:rPr>
           <w:b/>
+          <w:i w:val="0"/>
         </w:rPr>
         <w:t>O(V²)</w:t>
       </w:r>
       <w:r>
+        <w:rPr>
+          <w:b w:val="0"/>
+          <w:i w:val="0"/>
+        </w:rPr>
         <w:t>, which can be faster on small dense graphs. ✅</w:t>
       </w:r>
     </w:p>
@@ -3709,6 +5018,10 @@
         <w:pStyle w:val="Heading2"/>
       </w:pPr>
       <w:r>
+        <w:rPr>
+          <w:b w:val="0"/>
+          <w:i w:val="0"/>
+        </w:rPr>
         <w:t>Where next</w:t>
       </w:r>
     </w:p>
@@ -3719,29 +5032,45 @@
       <w:r>
         <w:rPr>
           <w:b/>
+          <w:i w:val="0"/>
         </w:rPr>
         <w:t>Building a real project?</w:t>
       </w:r>
       <w:r>
+        <w:rPr>
+          <w:b w:val="0"/>
+          <w:i w:val="0"/>
+        </w:rPr>
         <w:t xml:space="preserve"> Move on to the </w:t>
       </w:r>
       <w:r>
         <w:rPr>
           <w:b/>
+          <w:i w:val="0"/>
         </w:rPr>
         <w:t>NEA programming project guide</w:t>
       </w:r>
       <w:r>
+        <w:rPr>
+          <w:b w:val="0"/>
+          <w:i w:val="0"/>
+        </w:rPr>
         <w:t xml:space="preserve"> — </w:t>
       </w:r>
       <w:r>
         <w:rPr>
           <w:rFonts w:ascii="Consolas" w:hAnsi="Consolas"/>
+          <w:b w:val="0"/>
+          <w:i w:val="0"/>
           <w:sz w:val="19"/>
         </w:rPr>
         <w:t>../../nea-guide/</w:t>
       </w:r>
       <w:r>
+        <w:rPr>
+          <w:b w:val="0"/>
+          <w:i w:val="0"/>
+        </w:rPr>
         <w:t xml:space="preserve"> (analysis → design → development → testing → evaluation). The stacks, queues, linked lists and search/sort algorithms in this workbook are exactly the kind of "complex techniques" that earn marks in the Development section, so reuse them where they genuinely fit your solution.</w:t>
       </w:r>
     </w:p>
@@ -3752,48 +5081,75 @@
       <w:r>
         <w:rPr>
           <w:b/>
+          <w:i w:val="0"/>
         </w:rPr>
         <w:t>Exam practice on these topics:</w:t>
       </w:r>
       <w:r>
+        <w:rPr>
+          <w:b w:val="0"/>
+          <w:i w:val="0"/>
+        </w:rPr>
         <w:t xml:space="preserve"> sit </w:t>
       </w:r>
       <w:r>
         <w:rPr>
           <w:b/>
+          <w:i w:val="0"/>
         </w:rPr>
         <w:t>Mock Paper 2 — Algorithms &amp; Programming</w:t>
       </w:r>
       <w:r>
+        <w:rPr>
+          <w:b w:val="0"/>
+          <w:i w:val="0"/>
+        </w:rPr>
         <w:t xml:space="preserve"> (</w:t>
       </w:r>
       <w:r>
         <w:rPr>
           <w:rFonts w:ascii="Consolas" w:hAnsi="Consolas"/>
+          <w:b w:val="0"/>
+          <w:i w:val="0"/>
           <w:sz w:val="19"/>
         </w:rPr>
         <w:t>../mock-papers/mock-paper-2-algorithms-and-programming.md</w:t>
       </w:r>
       <w:r>
+        <w:rPr>
+          <w:b w:val="0"/>
+          <w:i w:val="0"/>
+        </w:rPr>
         <w:t xml:space="preserve">) and the broader </w:t>
       </w:r>
       <w:r>
         <w:rPr>
           <w:b/>
+          <w:i w:val="0"/>
         </w:rPr>
         <w:t>Mock Paper 1 — Computer Systems</w:t>
       </w:r>
       <w:r>
+        <w:rPr>
+          <w:b w:val="0"/>
+          <w:i w:val="0"/>
+        </w:rPr>
         <w:t xml:space="preserve"> (</w:t>
       </w:r>
       <w:r>
         <w:rPr>
           <w:rFonts w:ascii="Consolas" w:hAnsi="Consolas"/>
+          <w:b w:val="0"/>
+          <w:i w:val="0"/>
           <w:sz w:val="19"/>
         </w:rPr>
         <w:t>../mock-papers/mock-paper-1-computer-systems.md</w:t>
       </w:r>
       <w:r>
+        <w:rPr>
+          <w:b w:val="0"/>
+          <w:i w:val="0"/>
+        </w:rPr>
         <w:t>).</w:t>
       </w:r>
     </w:p>
@@ -3804,63 +5160,96 @@
       <w:r>
         <w:rPr>
           <w:b/>
+          <w:i w:val="0"/>
         </w:rPr>
         <w:t>Recap the theory:</w:t>
       </w:r>
       <w:r>
+        <w:rPr>
+          <w:b w:val="0"/>
+          <w:i w:val="0"/>
+        </w:rPr>
         <w:t xml:space="preserve"> the </w:t>
       </w:r>
       <w:r>
         <w:rPr>
           <w:b/>
+          <w:i w:val="0"/>
         </w:rPr>
         <w:t>2.3 Algorithms</w:t>
       </w:r>
       <w:r>
+        <w:rPr>
+          <w:b w:val="0"/>
+          <w:i w:val="0"/>
+        </w:rPr>
         <w:t xml:space="preserve"> and </w:t>
       </w:r>
       <w:r>
         <w:rPr>
           <w:b/>
+          <w:i w:val="0"/>
         </w:rPr>
         <w:t>1.4 Data types/structures</w:t>
       </w:r>
       <w:r>
+        <w:rPr>
+          <w:b w:val="0"/>
+          <w:i w:val="0"/>
+        </w:rPr>
         <w:t xml:space="preserve"> knowledge organisers (</w:t>
       </w:r>
       <w:r>
         <w:rPr>
           <w:rFonts w:ascii="Consolas" w:hAnsi="Consolas"/>
+          <w:b w:val="0"/>
+          <w:i w:val="0"/>
           <w:sz w:val="19"/>
         </w:rPr>
         <w:t>../knowledge-organisers/</w:t>
       </w:r>
       <w:r>
+        <w:rPr>
+          <w:b w:val="0"/>
+          <w:i w:val="0"/>
+        </w:rPr>
         <w:t xml:space="preserve">) and the </w:t>
       </w:r>
       <w:r>
         <w:rPr>
           <w:b/>
+          <w:i w:val="0"/>
         </w:rPr>
         <w:t>2.3 algorithms flashcards</w:t>
       </w:r>
       <w:r>
+        <w:rPr>
+          <w:b w:val="0"/>
+          <w:i w:val="0"/>
+        </w:rPr>
         <w:t xml:space="preserve"> (</w:t>
       </w:r>
       <w:r>
         <w:rPr>
           <w:rFonts w:ascii="Consolas" w:hAnsi="Consolas"/>
+          <w:b w:val="0"/>
+          <w:i w:val="0"/>
           <w:sz w:val="19"/>
         </w:rPr>
         <w:t>../flashcards/2.3-algorithms.csv</w:t>
       </w:r>
       <w:r>
+        <w:rPr>
+          <w:b w:val="0"/>
+          <w:i w:val="0"/>
+        </w:rPr>
         <w:t>) reinforce the Big O complexities you have just coded.</w:t>
       </w:r>
     </w:p>
     <w:p>
       <w:r>
         <w:rPr>
+          <w:b w:val="0"/>
           <w:i/>
         </w:rPr>
         <w:t>Tip: for the exam, memorise the Big O table (best/average/worst) for every algorithm in this workbook, and be ready to trace any of them by hand on a small dataset.</w:t>
